--- a/ИУ5_61Б_Крюков_ТМО_НИРС.docx
+++ b/ИУ5_61Б_Крюков_ТМО_НИРС.docx
@@ -527,7 +527,7 @@
                 <w:sz w:val="40"/>
                 <w:lang w:val="ru-RU"/>
               </w:rPr>
-              <w:t>Предсказание цены подержанного автомобиля</w:t>
+              <w:t>АНАЛИЗ РАБОТЫ РАГА И РЕТРИВЕРОВ</w:t>
             </w:r>
           </w:p>
         </w:tc>
@@ -1064,19 +1064,11 @@
                 <w:lang w:val="ru-RU"/>
               </w:rPr>
             </w:pPr>
-            <w:proofErr w:type="spellStart"/>
             <w:r>
               <w:rPr>
                 <w:lang w:val="ru-RU"/>
               </w:rPr>
-              <w:t>Гапанюк</w:t>
-            </w:r>
-            <w:proofErr w:type="spellEnd"/>
-            <w:r>
-              <w:rPr>
-                <w:lang w:val="ru-RU"/>
-              </w:rPr>
-              <w:t xml:space="preserve"> Ю.Е.</w:t>
+              <w:t>Гапанюк Ю.Е.</w:t>
             </w:r>
           </w:p>
         </w:tc>
@@ -1606,31 +1598,13 @@
                     <w:lang w:val="en-GB" w:eastAsia="ar-SA"/>
                   </w:rPr>
                 </w:pPr>
-                <w:proofErr w:type="spellStart"/>
                 <w:r>
                   <w:rPr>
                     <w:rFonts w:eastAsia="Calibri"/>
                     <w:lang w:val="en-GB" w:eastAsia="ar-SA"/>
                   </w:rPr>
-                  <w:t>Заведующий</w:t>
+                  <w:t>Заведующий кафедрой</w:t>
                 </w:r>
-                <w:proofErr w:type="spellEnd"/>
-                <w:r>
-                  <w:rPr>
-                    <w:rFonts w:eastAsia="Calibri"/>
-                    <w:lang w:val="en-GB" w:eastAsia="ar-SA"/>
-                  </w:rPr>
-                  <w:t xml:space="preserve"> </w:t>
-                </w:r>
-                <w:proofErr w:type="spellStart"/>
-                <w:r>
-                  <w:rPr>
-                    <w:rFonts w:eastAsia="Calibri"/>
-                    <w:lang w:val="en-GB" w:eastAsia="ar-SA"/>
-                  </w:rPr>
-                  <w:t>кафедрой</w:t>
-                </w:r>
-                <w:proofErr w:type="spellEnd"/>
               </w:p>
             </w:tc>
           </w:sdtContent>
@@ -1856,27 +1830,7 @@
                 <w:szCs w:val="20"/>
                 <w:lang w:val="en-GB" w:eastAsia="ar-SA"/>
               </w:rPr>
-              <w:t>(</w:t>
-            </w:r>
-            <w:proofErr w:type="spellStart"/>
-            <w:r>
-              <w:rPr>
-                <w:rFonts w:eastAsia="Calibri"/>
-                <w:sz w:val="20"/>
-                <w:szCs w:val="20"/>
-                <w:lang w:val="en-GB" w:eastAsia="ar-SA"/>
-              </w:rPr>
-              <w:t>подпись</w:t>
-            </w:r>
-            <w:proofErr w:type="spellEnd"/>
-            <w:r>
-              <w:rPr>
-                <w:rFonts w:eastAsia="Calibri"/>
-                <w:sz w:val="20"/>
-                <w:szCs w:val="20"/>
-                <w:lang w:val="en-GB" w:eastAsia="ar-SA"/>
-              </w:rPr>
-              <w:t>)</w:t>
+              <w:t>(подпись)</w:t>
             </w:r>
           </w:p>
         </w:tc>
@@ -1957,27 +1911,7 @@
                 <w:szCs w:val="20"/>
                 <w:lang w:val="en-GB" w:eastAsia="ar-SA"/>
               </w:rPr>
-              <w:t>(</w:t>
-            </w:r>
-            <w:proofErr w:type="spellStart"/>
-            <w:r>
-              <w:rPr>
-                <w:rFonts w:eastAsia="Calibri"/>
-                <w:sz w:val="20"/>
-                <w:szCs w:val="20"/>
-                <w:lang w:val="en-GB" w:eastAsia="ar-SA"/>
-              </w:rPr>
-              <w:t>дата</w:t>
-            </w:r>
-            <w:proofErr w:type="spellEnd"/>
-            <w:r>
-              <w:rPr>
-                <w:rFonts w:eastAsia="Calibri"/>
-                <w:sz w:val="20"/>
-                <w:szCs w:val="20"/>
-                <w:lang w:val="en-GB" w:eastAsia="ar-SA"/>
-              </w:rPr>
-              <w:t>)</w:t>
+              <w:t>(дата)</w:t>
             </w:r>
           </w:p>
         </w:tc>
@@ -2141,7 +2075,7 @@
                 <w:szCs w:val="22"/>
                 <w:lang w:val="ru-RU" w:eastAsia="en-US"/>
               </w:rPr>
-              <w:t>Предсказание цены подержанного автомобиля</w:t>
+              <w:t>Анализ работы рага и ретриверов</w:t>
             </w:r>
           </w:p>
         </w:tc>
@@ -2614,33 +2548,38 @@
                 <w:lang w:val="ru-RU" w:eastAsia="en-US"/>
               </w:rPr>
             </w:pPr>
-            <w:proofErr w:type="spellStart"/>
             <w:r>
               <w:rPr>
                 <w:sz w:val="22"/>
                 <w:szCs w:val="22"/>
                 <w:lang w:val="ru-RU" w:eastAsia="en-US"/>
               </w:rPr>
-              <w:t>нед</w:t>
-            </w:r>
-            <w:proofErr w:type="spellEnd"/>
-            <w:r>
+              <w:t>нед., 50% к</w:t>
+            </w:r>
+          </w:p>
+        </w:tc>
+        <w:tc>
+          <w:tcPr>
+            <w:tcW w:w="769" w:type="dxa"/>
+            <w:gridSpan w:val="3"/>
+            <w:tcBorders>
+              <w:bottom w:val="single" w:sz="4" w:space="0" w:color="auto"/>
+            </w:tcBorders>
+          </w:tcPr>
+          <w:p>
+            <w:pPr>
               <w:rPr>
                 <w:sz w:val="22"/>
                 <w:szCs w:val="22"/>
                 <w:lang w:val="ru-RU" w:eastAsia="en-US"/>
               </w:rPr>
-              <w:t>., 50% к</w:t>
-            </w:r>
-          </w:p>
-        </w:tc>
-        <w:tc>
-          <w:tcPr>
-            <w:tcW w:w="769" w:type="dxa"/>
+            </w:pPr>
+          </w:p>
+        </w:tc>
+        <w:tc>
+          <w:tcPr>
+            <w:tcW w:w="1418" w:type="dxa"/>
             <w:gridSpan w:val="3"/>
-            <w:tcBorders>
-              <w:bottom w:val="single" w:sz="4" w:space="0" w:color="auto"/>
-            </w:tcBorders>
           </w:tcPr>
           <w:p>
             <w:pPr>
@@ -2650,63 +2589,63 @@
                 <w:lang w:val="ru-RU" w:eastAsia="en-US"/>
               </w:rPr>
             </w:pPr>
-          </w:p>
-        </w:tc>
-        <w:tc>
-          <w:tcPr>
-            <w:tcW w:w="1418" w:type="dxa"/>
-            <w:gridSpan w:val="3"/>
-          </w:tcPr>
-          <w:p>
-            <w:pPr>
+            <w:r>
               <w:rPr>
                 <w:sz w:val="22"/>
                 <w:szCs w:val="22"/>
                 <w:lang w:val="ru-RU" w:eastAsia="en-US"/>
               </w:rPr>
-            </w:pPr>
-            <w:proofErr w:type="spellStart"/>
-            <w:r>
+              <w:t>нед., 75% к</w:t>
+            </w:r>
+          </w:p>
+        </w:tc>
+        <w:tc>
+          <w:tcPr>
+            <w:tcW w:w="707" w:type="dxa"/>
+            <w:gridSpan w:val="5"/>
+            <w:tcBorders>
+              <w:bottom w:val="single" w:sz="4" w:space="0" w:color="auto"/>
+            </w:tcBorders>
+          </w:tcPr>
+          <w:p>
+            <w:pPr>
               <w:rPr>
                 <w:sz w:val="22"/>
                 <w:szCs w:val="22"/>
                 <w:lang w:val="ru-RU" w:eastAsia="en-US"/>
               </w:rPr>
-              <w:t>нед</w:t>
-            </w:r>
-            <w:proofErr w:type="spellEnd"/>
-            <w:r>
+            </w:pPr>
+          </w:p>
+        </w:tc>
+        <w:tc>
+          <w:tcPr>
+            <w:tcW w:w="1418" w:type="dxa"/>
+            <w:gridSpan w:val="2"/>
+          </w:tcPr>
+          <w:p>
+            <w:pPr>
               <w:rPr>
                 <w:sz w:val="22"/>
                 <w:szCs w:val="22"/>
                 <w:lang w:val="ru-RU" w:eastAsia="en-US"/>
               </w:rPr>
-              <w:t>., 75% к</w:t>
-            </w:r>
-          </w:p>
-        </w:tc>
-        <w:tc>
-          <w:tcPr>
-            <w:tcW w:w="707" w:type="dxa"/>
-            <w:gridSpan w:val="5"/>
-            <w:tcBorders>
-              <w:bottom w:val="single" w:sz="4" w:space="0" w:color="auto"/>
-            </w:tcBorders>
-          </w:tcPr>
-          <w:p>
-            <w:pPr>
+            </w:pPr>
+            <w:r>
               <w:rPr>
                 <w:sz w:val="22"/>
                 <w:szCs w:val="22"/>
                 <w:lang w:val="ru-RU" w:eastAsia="en-US"/>
               </w:rPr>
-            </w:pPr>
-          </w:p>
-        </w:tc>
-        <w:tc>
-          <w:tcPr>
-            <w:tcW w:w="1418" w:type="dxa"/>
-            <w:gridSpan w:val="2"/>
+              <w:t>нед., 100% к</w:t>
+            </w:r>
+          </w:p>
+        </w:tc>
+        <w:tc>
+          <w:tcPr>
+            <w:tcW w:w="709" w:type="dxa"/>
+            <w:tcBorders>
+              <w:bottom w:val="single" w:sz="4" w:space="0" w:color="auto"/>
+            </w:tcBorders>
           </w:tcPr>
           <w:p>
             <w:pPr>
@@ -2716,65 +2655,28 @@
                 <w:lang w:val="ru-RU" w:eastAsia="en-US"/>
               </w:rPr>
             </w:pPr>
-            <w:proofErr w:type="spellStart"/>
-            <w:r>
+          </w:p>
+        </w:tc>
+        <w:tc>
+          <w:tcPr>
+            <w:tcW w:w="566" w:type="dxa"/>
+          </w:tcPr>
+          <w:p>
+            <w:pPr>
               <w:rPr>
                 <w:sz w:val="22"/>
                 <w:szCs w:val="22"/>
                 <w:lang w:val="ru-RU" w:eastAsia="en-US"/>
               </w:rPr>
-              <w:t>нед</w:t>
-            </w:r>
-            <w:proofErr w:type="spellEnd"/>
+            </w:pPr>
             <w:r>
               <w:rPr>
                 <w:sz w:val="22"/>
                 <w:szCs w:val="22"/>
                 <w:lang w:val="ru-RU" w:eastAsia="en-US"/>
               </w:rPr>
-              <w:t>., 100% к</w:t>
-            </w:r>
-          </w:p>
-        </w:tc>
-        <w:tc>
-          <w:tcPr>
-            <w:tcW w:w="709" w:type="dxa"/>
-            <w:tcBorders>
-              <w:bottom w:val="single" w:sz="4" w:space="0" w:color="auto"/>
-            </w:tcBorders>
-          </w:tcPr>
-          <w:p>
-            <w:pPr>
-              <w:rPr>
-                <w:sz w:val="22"/>
-                <w:szCs w:val="22"/>
-                <w:lang w:val="ru-RU" w:eastAsia="en-US"/>
-              </w:rPr>
-            </w:pPr>
-          </w:p>
-        </w:tc>
-        <w:tc>
-          <w:tcPr>
-            <w:tcW w:w="566" w:type="dxa"/>
-          </w:tcPr>
-          <w:p>
-            <w:pPr>
-              <w:rPr>
-                <w:sz w:val="22"/>
-                <w:szCs w:val="22"/>
-                <w:lang w:val="ru-RU" w:eastAsia="en-US"/>
-              </w:rPr>
-            </w:pPr>
-            <w:proofErr w:type="spellStart"/>
-            <w:r>
-              <w:rPr>
-                <w:sz w:val="22"/>
-                <w:szCs w:val="22"/>
-                <w:lang w:val="ru-RU" w:eastAsia="en-US"/>
-              </w:rPr>
               <w:t>нед</w:t>
             </w:r>
-            <w:proofErr w:type="spellEnd"/>
           </w:p>
         </w:tc>
       </w:tr>
@@ -3392,7 +3294,6 @@
               </w:rPr>
             </w:pPr>
             <w:bookmarkStart w:id="4" w:name="_Hlk201415619"/>
-            <w:proofErr w:type="spellStart"/>
             <w:r>
               <w:rPr>
                 <w:b/>
@@ -3402,7 +3303,6 @@
               </w:rPr>
               <w:t>Студент</w:t>
             </w:r>
-            <w:proofErr w:type="spellEnd"/>
           </w:p>
         </w:tc>
         <w:tc>
@@ -3553,43 +3453,7 @@
                 <w:szCs w:val="20"/>
                 <w:lang w:val="en-US" w:eastAsia="en-US"/>
               </w:rPr>
-              <w:t>(</w:t>
-            </w:r>
-            <w:proofErr w:type="spellStart"/>
-            <w:r>
-              <w:rPr>
-                <w:sz w:val="20"/>
-                <w:szCs w:val="20"/>
-                <w:lang w:val="en-US" w:eastAsia="en-US"/>
-              </w:rPr>
-              <w:t>подпись</w:t>
-            </w:r>
-            <w:proofErr w:type="spellEnd"/>
-            <w:r>
-              <w:rPr>
-                <w:sz w:val="20"/>
-                <w:szCs w:val="20"/>
-                <w:lang w:val="en-US" w:eastAsia="en-US"/>
-              </w:rPr>
-              <w:t xml:space="preserve">, </w:t>
-            </w:r>
-            <w:proofErr w:type="spellStart"/>
-            <w:r>
-              <w:rPr>
-                <w:sz w:val="20"/>
-                <w:szCs w:val="20"/>
-                <w:lang w:val="en-US" w:eastAsia="en-US"/>
-              </w:rPr>
-              <w:t>дата</w:t>
-            </w:r>
-            <w:proofErr w:type="spellEnd"/>
-            <w:r>
-              <w:rPr>
-                <w:sz w:val="20"/>
-                <w:szCs w:val="20"/>
-                <w:lang w:val="en-US" w:eastAsia="en-US"/>
-              </w:rPr>
-              <w:t>)</w:t>
+              <w:t>(подпись, дата)</w:t>
             </w:r>
           </w:p>
         </w:tc>
@@ -3638,25 +3502,7 @@
                 <w:szCs w:val="20"/>
                 <w:lang w:val="en-US" w:eastAsia="en-US"/>
               </w:rPr>
-              <w:t xml:space="preserve">(И.О. </w:t>
-            </w:r>
-            <w:proofErr w:type="spellStart"/>
-            <w:r>
-              <w:rPr>
-                <w:sz w:val="20"/>
-                <w:szCs w:val="20"/>
-                <w:lang w:val="en-US" w:eastAsia="en-US"/>
-              </w:rPr>
-              <w:t>Фамилия</w:t>
-            </w:r>
-            <w:proofErr w:type="spellEnd"/>
-            <w:r>
-              <w:rPr>
-                <w:sz w:val="20"/>
-                <w:szCs w:val="20"/>
-                <w:lang w:val="en-US" w:eastAsia="en-US"/>
-              </w:rPr>
-              <w:t>)</w:t>
+              <w:t>(И.О. Фамилия)</w:t>
             </w:r>
           </w:p>
         </w:tc>
@@ -3779,25 +3625,7 @@
                 <w:szCs w:val="22"/>
                 <w:lang w:val="ru-RU" w:eastAsia="en-US"/>
               </w:rPr>
-              <w:t xml:space="preserve">     </w:t>
-            </w:r>
-            <w:proofErr w:type="spellStart"/>
-            <w:r>
-              <w:rPr>
-                <w:sz w:val="22"/>
-                <w:szCs w:val="22"/>
-                <w:lang w:val="ru-RU" w:eastAsia="en-US"/>
-              </w:rPr>
-              <w:t>Гапанюк</w:t>
-            </w:r>
-            <w:proofErr w:type="spellEnd"/>
-            <w:r>
-              <w:rPr>
-                <w:sz w:val="22"/>
-                <w:szCs w:val="22"/>
-                <w:lang w:val="ru-RU" w:eastAsia="en-US"/>
-              </w:rPr>
-              <w:t xml:space="preserve"> Ю.Е.</w:t>
+              <w:t xml:space="preserve">     Гапанюк Ю.Е.</w:t>
             </w:r>
           </w:p>
         </w:tc>
@@ -3853,101 +3681,47 @@
                 <w:szCs w:val="20"/>
                 <w:lang w:val="en-US" w:eastAsia="en-US"/>
               </w:rPr>
-              <w:t>(</w:t>
-            </w:r>
-            <w:proofErr w:type="spellStart"/>
-            <w:r>
+              <w:t>(подпись, дата)</w:t>
+            </w:r>
+          </w:p>
+        </w:tc>
+        <w:tc>
+          <w:tcPr>
+            <w:tcW w:w="284" w:type="dxa"/>
+          </w:tcPr>
+          <w:p>
+            <w:pPr>
               <w:rPr>
                 <w:sz w:val="20"/>
                 <w:szCs w:val="20"/>
                 <w:lang w:val="en-US" w:eastAsia="en-US"/>
               </w:rPr>
-              <w:t>подпись</w:t>
-            </w:r>
-            <w:proofErr w:type="spellEnd"/>
-            <w:r>
+            </w:pPr>
+          </w:p>
+        </w:tc>
+        <w:tc>
+          <w:tcPr>
+            <w:tcW w:w="2124" w:type="dxa"/>
+            <w:tcBorders>
+              <w:top w:val="single" w:sz="4" w:space="0" w:color="auto"/>
+            </w:tcBorders>
+          </w:tcPr>
+          <w:p>
+            <w:pPr>
+              <w:jc w:val="center"/>
               <w:rPr>
                 <w:sz w:val="20"/>
                 <w:szCs w:val="20"/>
                 <w:lang w:val="en-US" w:eastAsia="en-US"/>
               </w:rPr>
-              <w:t xml:space="preserve">, </w:t>
-            </w:r>
-            <w:proofErr w:type="spellStart"/>
+            </w:pPr>
             <w:r>
               <w:rPr>
                 <w:sz w:val="20"/>
                 <w:szCs w:val="20"/>
                 <w:lang w:val="en-US" w:eastAsia="en-US"/>
               </w:rPr>
-              <w:t>дата</w:t>
-            </w:r>
-            <w:proofErr w:type="spellEnd"/>
-            <w:r>
-              <w:rPr>
-                <w:sz w:val="20"/>
-                <w:szCs w:val="20"/>
-                <w:lang w:val="en-US" w:eastAsia="en-US"/>
-              </w:rPr>
-              <w:t>)</w:t>
-            </w:r>
-          </w:p>
-        </w:tc>
-        <w:tc>
-          <w:tcPr>
-            <w:tcW w:w="284" w:type="dxa"/>
-          </w:tcPr>
-          <w:p>
-            <w:pPr>
-              <w:rPr>
-                <w:sz w:val="20"/>
-                <w:szCs w:val="20"/>
-                <w:lang w:val="en-US" w:eastAsia="en-US"/>
-              </w:rPr>
-            </w:pPr>
-          </w:p>
-        </w:tc>
-        <w:tc>
-          <w:tcPr>
-            <w:tcW w:w="2124" w:type="dxa"/>
-            <w:tcBorders>
-              <w:top w:val="single" w:sz="4" w:space="0" w:color="auto"/>
-            </w:tcBorders>
-          </w:tcPr>
-          <w:p>
-            <w:pPr>
-              <w:jc w:val="center"/>
-              <w:rPr>
-                <w:sz w:val="20"/>
-                <w:szCs w:val="20"/>
-                <w:lang w:val="en-US" w:eastAsia="en-US"/>
-              </w:rPr>
-            </w:pPr>
-            <w:r>
-              <w:rPr>
-                <w:sz w:val="20"/>
-                <w:szCs w:val="20"/>
-                <w:lang w:val="en-US" w:eastAsia="en-US"/>
-              </w:rPr>
-              <w:t xml:space="preserve">(И.О. </w:t>
-            </w:r>
-            <w:proofErr w:type="spellStart"/>
-            <w:r>
-              <w:rPr>
-                <w:sz w:val="20"/>
-                <w:szCs w:val="20"/>
-                <w:lang w:val="en-US" w:eastAsia="en-US"/>
-              </w:rPr>
-              <w:t>Фамилия</w:t>
-            </w:r>
-            <w:proofErr w:type="spellEnd"/>
-            <w:r>
-              <w:rPr>
-                <w:sz w:val="20"/>
-                <w:szCs w:val="20"/>
-                <w:lang w:val="en-US" w:eastAsia="en-US"/>
-              </w:rPr>
-              <w:t>)</w:t>
+              <w:t>(И.О. Фамилия)</w:t>
             </w:r>
           </w:p>
         </w:tc>
@@ -4212,7 +3986,7 @@
             <w:noProof/>
             <w:webHidden/>
           </w:rPr>
-          <w:t>6</w:t>
+          <w:t>4</w:t>
         </w:r>
         <w:r>
           <w:rPr>
@@ -4285,7 +4059,7 @@
             <w:noProof/>
             <w:webHidden/>
           </w:rPr>
-          <w:t>7</w:t>
+          <w:t>5</w:t>
         </w:r>
         <w:r>
           <w:rPr>
@@ -4359,7 +4133,7 @@
             <w:noProof/>
             <w:webHidden/>
           </w:rPr>
-          <w:t>8</w:t>
+          <w:t>6</w:t>
         </w:r>
         <w:r>
           <w:rPr>
@@ -4433,7 +4207,7 @@
             <w:noProof/>
             <w:webHidden/>
           </w:rPr>
-          <w:t>9</w:t>
+          <w:t>7</w:t>
         </w:r>
         <w:r>
           <w:rPr>
@@ -4506,7 +4280,7 @@
             <w:noProof/>
             <w:webHidden/>
           </w:rPr>
-          <w:t>13</w:t>
+          <w:t>11</w:t>
         </w:r>
         <w:r>
           <w:rPr>
@@ -4579,7 +4353,7 @@
             <w:noProof/>
             <w:webHidden/>
           </w:rPr>
-          <w:t>13</w:t>
+          <w:t>11</w:t>
         </w:r>
         <w:r>
           <w:rPr>
@@ -4652,7 +4426,7 @@
             <w:noProof/>
             <w:webHidden/>
           </w:rPr>
-          <w:t>17</w:t>
+          <w:t>15</w:t>
         </w:r>
         <w:r>
           <w:rPr>
@@ -4733,7 +4507,7 @@
             <w:noProof/>
             <w:webHidden/>
           </w:rPr>
-          <w:t>19</w:t>
+          <w:t>17</w:t>
         </w:r>
         <w:r>
           <w:rPr>
@@ -4806,7 +4580,7 @@
             <w:noProof/>
             <w:webHidden/>
           </w:rPr>
-          <w:t>20</w:t>
+          <w:t>19</w:t>
         </w:r>
         <w:r>
           <w:rPr>
@@ -4996,23 +4770,7 @@
           <w:sz w:val="28"/>
           <w:lang w:val="ru-RU"/>
         </w:rPr>
-        <w:t xml:space="preserve">Целью данной работы является экспериментальное исследование деградации качества семантического поиска при увеличении объема базы знаний от 20 до 100 </w:t>
-      </w:r>
-      <w:proofErr w:type="spellStart"/>
-      <w:r>
-        <w:rPr>
-          <w:sz w:val="28"/>
-          <w:lang w:val="ru-RU"/>
-        </w:rPr>
-        <w:t>чанков</w:t>
-      </w:r>
-      <w:proofErr w:type="spellEnd"/>
-      <w:r>
-        <w:rPr>
-          <w:sz w:val="28"/>
-          <w:lang w:val="ru-RU"/>
-        </w:rPr>
-        <w:t xml:space="preserve"> на примере услуги автосалона и заказ автомобилей. Для оценки качества извлечения проводится сравнительный анализ двух компактных моделей векторных представлений</w:t>
+        <w:t>Целью данной работы является экспериментальное исследование деградации качества семантического поиска при увеличении объема базы знаний от 20 до 100 чанков на примере услуги автосалона и заказ автомобилей. Для оценки качества извлечения проводится сравнительный анализ двух компактных моделей векторных представлений</w:t>
       </w:r>
       <w:r>
         <w:rPr>
@@ -5026,17 +4784,8 @@
           <w:sz w:val="28"/>
           <w:lang w:val="ru-RU"/>
         </w:rPr>
-        <w:t xml:space="preserve">специализированной русскоязычной rubert-tiny2 и мультиязычной all-MiniLM-L6-v2 относительно эталонного </w:t>
-      </w:r>
-      <w:proofErr w:type="spellStart"/>
-      <w:r>
-        <w:rPr>
-          <w:sz w:val="28"/>
-          <w:lang w:val="ru-RU"/>
-        </w:rPr>
-        <w:t>реранкера</w:t>
-      </w:r>
-      <w:proofErr w:type="spellEnd"/>
+        <w:t>специализированной русскоязычной rubert-tiny2 и мультиязычной all-MiniLM-L6-v2 относительно эталонного реранкера</w:t>
+      </w:r>
       <w:r>
         <w:rPr>
           <w:sz w:val="28"/>
@@ -5095,17 +4844,8 @@
           <w:sz w:val="28"/>
           <w:lang w:val="ru-RU"/>
         </w:rPr>
-        <w:t xml:space="preserve">База данных будут построены искусственно с опорой на реальный </w:t>
-      </w:r>
-      <w:proofErr w:type="gramStart"/>
-      <w:r>
-        <w:rPr>
-          <w:sz w:val="28"/>
-          <w:lang w:val="ru-RU"/>
-        </w:rPr>
-        <w:t>данные..</w:t>
-      </w:r>
-      <w:proofErr w:type="gramEnd"/>
+        <w:t>База данных будут построены искусственно с опорой на реальный данные..</w:t>
+      </w:r>
       <w:r>
         <w:rPr>
           <w:sz w:val="28"/>
@@ -5133,23 +4873,7 @@
           <w:sz w:val="28"/>
           <w:lang w:val="ru-RU"/>
         </w:rPr>
-        <w:t xml:space="preserve">Базовый (20 </w:t>
-      </w:r>
-      <w:proofErr w:type="spellStart"/>
-      <w:r>
-        <w:rPr>
-          <w:sz w:val="28"/>
-          <w:lang w:val="ru-RU"/>
-        </w:rPr>
-        <w:t>чанков</w:t>
-      </w:r>
-      <w:proofErr w:type="spellEnd"/>
-      <w:r>
-        <w:rPr>
-          <w:sz w:val="28"/>
-          <w:lang w:val="ru-RU"/>
-        </w:rPr>
-        <w:t>) — минимальный уровень шума, базовые данные о марках.</w:t>
+        <w:t>Базовый (20 чанков) — минимальный уровень шума, базовые данные о марках.</w:t>
       </w:r>
     </w:p>
     <w:p>
@@ -5171,23 +4895,7 @@
           <w:sz w:val="28"/>
           <w:lang w:val="ru-RU"/>
         </w:rPr>
-        <w:t xml:space="preserve">Средний (50 </w:t>
-      </w:r>
-      <w:proofErr w:type="spellStart"/>
-      <w:r>
-        <w:rPr>
-          <w:sz w:val="28"/>
-          <w:lang w:val="ru-RU"/>
-        </w:rPr>
-        <w:t>чанков</w:t>
-      </w:r>
-      <w:proofErr w:type="spellEnd"/>
-      <w:r>
-        <w:rPr>
-          <w:sz w:val="28"/>
-          <w:lang w:val="ru-RU"/>
-        </w:rPr>
-        <w:t>) — умеренный уровень шума, добавлены схожие европейские марки.</w:t>
+        <w:t>Средний (50 чанков) — умеренный уровень шума, добавлены схожие европейские марки.</w:t>
       </w:r>
     </w:p>
     <w:p>
@@ -5204,37 +4912,12 @@
           <w:lang w:val="ru-RU"/>
         </w:rPr>
       </w:pPr>
-      <w:proofErr w:type="gramStart"/>
-      <w:r>
-        <w:rPr>
-          <w:sz w:val="28"/>
-          <w:lang w:val="ru-RU"/>
-        </w:rPr>
-        <w:t>Большой  (</w:t>
-      </w:r>
-      <w:proofErr w:type="gramEnd"/>
-      <w:r>
-        <w:rPr>
-          <w:sz w:val="28"/>
-          <w:lang w:val="ru-RU"/>
-        </w:rPr>
-        <w:t xml:space="preserve">100 </w:t>
-      </w:r>
-      <w:proofErr w:type="spellStart"/>
-      <w:r>
-        <w:rPr>
-          <w:sz w:val="28"/>
-          <w:lang w:val="ru-RU"/>
-        </w:rPr>
-        <w:t>чанков</w:t>
-      </w:r>
-      <w:proofErr w:type="spellEnd"/>
-      <w:r>
-        <w:rPr>
-          <w:sz w:val="28"/>
-          <w:lang w:val="ru-RU"/>
-        </w:rPr>
-        <w:t>) — высокий уровень шума, добавлены смежные услуги</w:t>
+      <w:r>
+        <w:rPr>
+          <w:sz w:val="28"/>
+          <w:lang w:val="ru-RU"/>
+        </w:rPr>
+        <w:t>Большой  (100 чанков) — высокий уровень шума, добавлены смежные услуги</w:t>
       </w:r>
       <w:r>
         <w:rPr>
@@ -5461,13 +5144,7 @@
         <w:rPr>
           <w:sz w:val="28"/>
         </w:rPr>
-        <w:t>MRR (Mean Reciprocal Rank): Средняя величина, обратная рангу эталонного чанка в списке выдачи. Метрика штрафует модель, если правильный ответ находится далеко от первой позиции, что важно для генераторов, чувствительных к расположению контекста</w:t>
-      </w:r>
-      <w:r>
-        <w:rPr>
-          <w:sz w:val="28"/>
-        </w:rPr>
-        <w:t>.</w:t>
+        <w:t>MRR (Mean Reciprocal Rank): Средняя величина, обратная рангу эталонного чанка в списке выдачи. Метрика штрафует модель, если правильный ответ находится далеко от первой позиции, что важно для генераторов, чувствительных к расположению контекста.</w:t>
       </w:r>
       <w:bookmarkEnd w:id="13"/>
     </w:p>
@@ -5573,7 +5250,7 @@
           <w:lang w:val="ru-RU"/>
         </w:rPr>
         <w:drawing>
-          <wp:inline distT="0" distB="0" distL="0" distR="0" wp14:anchorId="43748E60" wp14:editId="03E30EAE">
+          <wp:inline distT="0" distB="0" distL="0" distR="0" wp14:anchorId="43748E60" wp14:editId="44E33CE0">
             <wp:extent cx="5091545" cy="5180111"/>
             <wp:effectExtent l="0" t="0" r="1270" b="1905"/>
             <wp:docPr id="2053503656" name="Picture 2"/>
@@ -5672,19 +5349,7 @@
           <w:sz w:val="28"/>
         </w:rPr>
         <w:lastRenderedPageBreak/>
-        <w:t xml:space="preserve">Динамика деградации при начальном масштабировании (от 20 до 50 чанков): При увеличении размера базы знаний с 20 до 50 чанков обе модели демонстрируют резкое снижение точности поиска. Показатель Recall@5 для русскоязычной модели rubert-tiny2 снизился на 25% </w:t>
-      </w:r>
-      <w:r>
-        <w:rPr>
-          <w:sz w:val="28"/>
-        </w:rPr>
-        <w:t xml:space="preserve"> </w:t>
-      </w:r>
-      <w:r>
-        <w:rPr>
-          <w:sz w:val="28"/>
-        </w:rPr>
-        <w:t>, а для мультиязычной all-MiniLM-L6 </w:t>
+        <w:t>Динамика деградации при начальном масштабировании (от 20 до 50 чанков): При увеличении размера базы знаний с 20 до 50 чанков обе модели демонстрируют резкое снижение точности поиска. Показатель Recall@5 для русскоязычной модели rubert-tiny2 снизился на 25%  , а для мультиязычной all-MiniLM-L6 </w:t>
       </w:r>
       <w:r>
         <w:rPr>
@@ -5880,28 +5545,7 @@
           <w:sz w:val="28"/>
           <w:lang w:val="ru-RU"/>
         </w:rPr>
-        <w:t xml:space="preserve">Рисунок </w:t>
-      </w:r>
-      <w:r>
-        <w:rPr>
-          <w:sz w:val="28"/>
-          <w:lang w:val="ru-RU"/>
-        </w:rPr>
-        <w:t>2</w:t>
-      </w:r>
-      <w:r>
-        <w:rPr>
-          <w:sz w:val="28"/>
-          <w:lang w:val="ru-RU"/>
-        </w:rPr>
-        <w:t xml:space="preserve"> – </w:t>
-      </w:r>
-      <w:r>
-        <w:rPr>
-          <w:sz w:val="28"/>
-          <w:lang w:val="ru-RU"/>
-        </w:rPr>
-        <w:t xml:space="preserve">Кривая насыщения </w:t>
+        <w:t xml:space="preserve">Рисунок 2 – Кривая насыщения </w:t>
       </w:r>
       <w:r>
         <w:rPr>
@@ -6016,14 +5660,7 @@
           <w:sz w:val="28"/>
           <w:lang w:val="ru-RU"/>
         </w:rPr>
-        <w:t xml:space="preserve"> – Кривая </w:t>
-      </w:r>
-      <w:r>
-        <w:rPr>
-          <w:sz w:val="28"/>
-          <w:lang w:val="ru-RU"/>
-        </w:rPr>
-        <w:t>деградации точности</w:t>
+        <w:t xml:space="preserve"> – Кривая деградации точности</w:t>
       </w:r>
     </w:p>
     <w:p>
@@ -6293,23 +5930,7 @@
           <w:sz w:val="28"/>
           <w:lang w:val="ru-RU"/>
         </w:rPr>
-        <w:t xml:space="preserve"> среднее время отклика составило 3,6 мс и 5,5 мс соответственно. Высокая скорость объясняется тем, что при поисковом запросе вычисляется только </w:t>
-      </w:r>
-      <w:proofErr w:type="spellStart"/>
-      <w:r>
-        <w:rPr>
-          <w:sz w:val="28"/>
-          <w:lang w:val="ru-RU"/>
-        </w:rPr>
-        <w:t>эмбеддинг</w:t>
-      </w:r>
-      <w:proofErr w:type="spellEnd"/>
-      <w:r>
-        <w:rPr>
-          <w:sz w:val="28"/>
-          <w:lang w:val="ru-RU"/>
-        </w:rPr>
-        <w:t xml:space="preserve"> самого запроса, после чего выполняется быстрое скалярное умножение векторов.</w:t>
+        <w:t xml:space="preserve"> среднее время отклика составило 3,6 мс и 5,5 мс соответственно. Высокая скорость объясняется тем, что при поисковом запросе вычисляется только эмбеддинг самого запроса, после чего выполняется быстрое скалярное умножение векторов.</w:t>
       </w:r>
     </w:p>
     <w:p>
@@ -6335,36 +5956,20 @@
           <w:sz w:val="28"/>
           <w:lang w:val="en-US"/>
         </w:rPr>
-        <w:t>BGE-</w:t>
-      </w:r>
-      <w:proofErr w:type="spellStart"/>
+        <w:t xml:space="preserve">BGE-Reranker v2 </w:t>
+      </w:r>
+      <w:r>
+        <w:rPr>
+          <w:sz w:val="28"/>
+          <w:lang w:val="ru-RU"/>
+        </w:rPr>
+        <w:t xml:space="preserve">среднее время составило </w:t>
+      </w:r>
       <w:r>
         <w:rPr>
           <w:sz w:val="28"/>
           <w:lang w:val="en-US"/>
         </w:rPr>
-        <w:t>Reranker</w:t>
-      </w:r>
-      <w:proofErr w:type="spellEnd"/>
-      <w:r>
-        <w:rPr>
-          <w:sz w:val="28"/>
-          <w:lang w:val="en-US"/>
-        </w:rPr>
-        <w:t xml:space="preserve"> v2 </w:t>
-      </w:r>
-      <w:r>
-        <w:rPr>
-          <w:sz w:val="28"/>
-          <w:lang w:val="ru-RU"/>
-        </w:rPr>
-        <w:t xml:space="preserve">среднее время составило </w:t>
-      </w:r>
-      <w:r>
-        <w:rPr>
-          <w:sz w:val="28"/>
-          <w:lang w:val="en-US"/>
-        </w:rPr>
         <w:t xml:space="preserve">1782,7 </w:t>
       </w:r>
       <w:r>
@@ -6372,39 +5977,7 @@
           <w:sz w:val="28"/>
           <w:lang w:val="ru-RU"/>
         </w:rPr>
-        <w:t xml:space="preserve">м. Это объясняется тем 6ято модель должна пропустить каждый </w:t>
-      </w:r>
-      <w:proofErr w:type="spellStart"/>
-      <w:r>
-        <w:rPr>
-          <w:sz w:val="28"/>
-          <w:lang w:val="ru-RU"/>
-        </w:rPr>
-        <w:t>чанк</w:t>
-      </w:r>
-      <w:proofErr w:type="spellEnd"/>
-      <w:r>
-        <w:rPr>
-          <w:sz w:val="28"/>
-          <w:lang w:val="ru-RU"/>
-        </w:rPr>
-        <w:t xml:space="preserve"> вместе с запросом через все слои трансформера, выполняя </w:t>
-      </w:r>
-      <w:proofErr w:type="spellStart"/>
-      <w:r>
-        <w:rPr>
-          <w:sz w:val="28"/>
-          <w:lang w:val="ru-RU"/>
-        </w:rPr>
-        <w:t>полносвязный</w:t>
-      </w:r>
-      <w:proofErr w:type="spellEnd"/>
-      <w:r>
-        <w:rPr>
-          <w:sz w:val="28"/>
-          <w:lang w:val="ru-RU"/>
-        </w:rPr>
-        <w:t xml:space="preserve"> расчёт. </w:t>
+        <w:t xml:space="preserve">м. Это объясняется тем 6ято модель должна пропустить каждый чанк вместе с запросом через все слои трансформера, выполняя полносвязный расчёт. </w:t>
       </w:r>
     </w:p>
     <w:p>
@@ -6433,7 +6006,7 @@
           <w:lang w:val="en-US"/>
         </w:rPr>
         <w:drawing>
-          <wp:inline distT="0" distB="0" distL="0" distR="0" wp14:anchorId="7697BB9B" wp14:editId="44F263E6">
+          <wp:inline distT="0" distB="0" distL="0" distR="0" wp14:anchorId="7697BB9B" wp14:editId="2024F54D">
             <wp:extent cx="5940425" cy="2473960"/>
             <wp:effectExtent l="0" t="0" r="3175" b="2540"/>
             <wp:docPr id="1809899978" name="Picture 5"/>
@@ -6504,14 +6077,7 @@
           <w:sz w:val="28"/>
           <w:lang w:val="ru-RU"/>
         </w:rPr>
-        <w:t xml:space="preserve"> – </w:t>
-      </w:r>
-      <w:r>
-        <w:rPr>
-          <w:sz w:val="28"/>
-          <w:lang w:val="ru-RU"/>
-        </w:rPr>
-        <w:t>Аппаратные ограничения.</w:t>
+        <w:t xml:space="preserve"> – Аппаратные ограничения.</w:t>
       </w:r>
     </w:p>
     <w:p>
@@ -6693,419 +6259,35 @@
           <w:sz w:val="28"/>
           <w:lang w:val="en-GB"/>
         </w:rPr>
-        <w:t xml:space="preserve"> в RAG-</w:t>
-      </w:r>
-      <w:proofErr w:type="spellStart"/>
+        <w:t xml:space="preserve"> в RAG-системах во многом предопределяется этапом предобработки сырых документов. В </w:t>
+      </w:r>
+      <w:r>
+        <w:rPr>
+          <w:sz w:val="28"/>
+          <w:lang w:val="ru-RU"/>
+        </w:rPr>
+        <w:t>рамках</w:t>
+      </w:r>
       <w:r>
         <w:rPr>
           <w:sz w:val="28"/>
           <w:lang w:val="en-GB"/>
         </w:rPr>
-        <w:t>системах</w:t>
-      </w:r>
-      <w:proofErr w:type="spellEnd"/>
+        <w:t xml:space="preserve"> данного исследования было проведено сравнение двух подходов к сегментации (чанкингу) текстового корпуса при </w:t>
+      </w:r>
+      <w:r>
+        <w:rPr>
+          <w:sz w:val="28"/>
+          <w:lang w:val="ru-RU"/>
+        </w:rPr>
+        <w:t>базовом</w:t>
+      </w:r>
       <w:r>
         <w:rPr>
           <w:sz w:val="28"/>
           <w:lang w:val="en-GB"/>
         </w:rPr>
-        <w:t xml:space="preserve"> </w:t>
-      </w:r>
-      <w:proofErr w:type="spellStart"/>
-      <w:r>
-        <w:rPr>
-          <w:sz w:val="28"/>
-          <w:lang w:val="en-GB"/>
-        </w:rPr>
-        <w:t>во</w:t>
-      </w:r>
-      <w:proofErr w:type="spellEnd"/>
-      <w:r>
-        <w:rPr>
-          <w:sz w:val="28"/>
-          <w:lang w:val="en-GB"/>
-        </w:rPr>
-        <w:t xml:space="preserve"> </w:t>
-      </w:r>
-      <w:proofErr w:type="spellStart"/>
-      <w:r>
-        <w:rPr>
-          <w:sz w:val="28"/>
-          <w:lang w:val="en-GB"/>
-        </w:rPr>
-        <w:t>многом</w:t>
-      </w:r>
-      <w:proofErr w:type="spellEnd"/>
-      <w:r>
-        <w:rPr>
-          <w:sz w:val="28"/>
-          <w:lang w:val="en-GB"/>
-        </w:rPr>
-        <w:t xml:space="preserve"> </w:t>
-      </w:r>
-      <w:proofErr w:type="spellStart"/>
-      <w:r>
-        <w:rPr>
-          <w:sz w:val="28"/>
-          <w:lang w:val="en-GB"/>
-        </w:rPr>
-        <w:t>предопределяется</w:t>
-      </w:r>
-      <w:proofErr w:type="spellEnd"/>
-      <w:r>
-        <w:rPr>
-          <w:sz w:val="28"/>
-          <w:lang w:val="en-GB"/>
-        </w:rPr>
-        <w:t xml:space="preserve"> </w:t>
-      </w:r>
-      <w:proofErr w:type="spellStart"/>
-      <w:r>
-        <w:rPr>
-          <w:sz w:val="28"/>
-          <w:lang w:val="en-GB"/>
-        </w:rPr>
-        <w:t>этапом</w:t>
-      </w:r>
-      <w:proofErr w:type="spellEnd"/>
-      <w:r>
-        <w:rPr>
-          <w:sz w:val="28"/>
-          <w:lang w:val="en-GB"/>
-        </w:rPr>
-        <w:t xml:space="preserve"> </w:t>
-      </w:r>
-      <w:proofErr w:type="spellStart"/>
-      <w:r>
-        <w:rPr>
-          <w:sz w:val="28"/>
-          <w:lang w:val="en-GB"/>
-        </w:rPr>
-        <w:t>предобработки</w:t>
-      </w:r>
-      <w:proofErr w:type="spellEnd"/>
-      <w:r>
-        <w:rPr>
-          <w:sz w:val="28"/>
-          <w:lang w:val="en-GB"/>
-        </w:rPr>
-        <w:t xml:space="preserve"> </w:t>
-      </w:r>
-      <w:proofErr w:type="spellStart"/>
-      <w:r>
-        <w:rPr>
-          <w:sz w:val="28"/>
-          <w:lang w:val="en-GB"/>
-        </w:rPr>
-        <w:t>сырых</w:t>
-      </w:r>
-      <w:proofErr w:type="spellEnd"/>
-      <w:r>
-        <w:rPr>
-          <w:sz w:val="28"/>
-          <w:lang w:val="en-GB"/>
-        </w:rPr>
-        <w:t xml:space="preserve"> </w:t>
-      </w:r>
-      <w:proofErr w:type="spellStart"/>
-      <w:r>
-        <w:rPr>
-          <w:sz w:val="28"/>
-          <w:lang w:val="en-GB"/>
-        </w:rPr>
-        <w:t>документов</w:t>
-      </w:r>
-      <w:proofErr w:type="spellEnd"/>
-      <w:r>
-        <w:rPr>
-          <w:sz w:val="28"/>
-          <w:lang w:val="en-GB"/>
-        </w:rPr>
-        <w:t xml:space="preserve">. В </w:t>
-      </w:r>
-      <w:r>
-        <w:rPr>
-          <w:sz w:val="28"/>
-          <w:lang w:val="ru-RU"/>
-        </w:rPr>
-        <w:t>рамках</w:t>
-      </w:r>
-      <w:r>
-        <w:rPr>
-          <w:sz w:val="28"/>
-          <w:lang w:val="en-GB"/>
-        </w:rPr>
-        <w:t xml:space="preserve"> </w:t>
-      </w:r>
-      <w:proofErr w:type="spellStart"/>
-      <w:r>
-        <w:rPr>
-          <w:sz w:val="28"/>
-          <w:lang w:val="en-GB"/>
-        </w:rPr>
-        <w:t>данного</w:t>
-      </w:r>
-      <w:proofErr w:type="spellEnd"/>
-      <w:r>
-        <w:rPr>
-          <w:sz w:val="28"/>
-          <w:lang w:val="en-GB"/>
-        </w:rPr>
-        <w:t xml:space="preserve"> </w:t>
-      </w:r>
-      <w:proofErr w:type="spellStart"/>
-      <w:r>
-        <w:rPr>
-          <w:sz w:val="28"/>
-          <w:lang w:val="en-GB"/>
-        </w:rPr>
-        <w:t>исследования</w:t>
-      </w:r>
-      <w:proofErr w:type="spellEnd"/>
-      <w:r>
-        <w:rPr>
-          <w:sz w:val="28"/>
-          <w:lang w:val="en-GB"/>
-        </w:rPr>
-        <w:t xml:space="preserve"> </w:t>
-      </w:r>
-      <w:proofErr w:type="spellStart"/>
-      <w:r>
-        <w:rPr>
-          <w:sz w:val="28"/>
-          <w:lang w:val="en-GB"/>
-        </w:rPr>
-        <w:t>было</w:t>
-      </w:r>
-      <w:proofErr w:type="spellEnd"/>
-      <w:r>
-        <w:rPr>
-          <w:sz w:val="28"/>
-          <w:lang w:val="en-GB"/>
-        </w:rPr>
-        <w:t xml:space="preserve"> </w:t>
-      </w:r>
-      <w:proofErr w:type="spellStart"/>
-      <w:r>
-        <w:rPr>
-          <w:sz w:val="28"/>
-          <w:lang w:val="en-GB"/>
-        </w:rPr>
-        <w:t>проведено</w:t>
-      </w:r>
-      <w:proofErr w:type="spellEnd"/>
-      <w:r>
-        <w:rPr>
-          <w:sz w:val="28"/>
-          <w:lang w:val="en-GB"/>
-        </w:rPr>
-        <w:t xml:space="preserve"> </w:t>
-      </w:r>
-      <w:proofErr w:type="spellStart"/>
-      <w:r>
-        <w:rPr>
-          <w:sz w:val="28"/>
-          <w:lang w:val="en-GB"/>
-        </w:rPr>
-        <w:t>сравнение</w:t>
-      </w:r>
-      <w:proofErr w:type="spellEnd"/>
-      <w:r>
-        <w:rPr>
-          <w:sz w:val="28"/>
-          <w:lang w:val="en-GB"/>
-        </w:rPr>
-        <w:t xml:space="preserve"> </w:t>
-      </w:r>
-      <w:proofErr w:type="spellStart"/>
-      <w:r>
-        <w:rPr>
-          <w:sz w:val="28"/>
-          <w:lang w:val="en-GB"/>
-        </w:rPr>
-        <w:t>двух</w:t>
-      </w:r>
-      <w:proofErr w:type="spellEnd"/>
-      <w:r>
-        <w:rPr>
-          <w:sz w:val="28"/>
-          <w:lang w:val="en-GB"/>
-        </w:rPr>
-        <w:t xml:space="preserve"> </w:t>
-      </w:r>
-      <w:proofErr w:type="spellStart"/>
-      <w:r>
-        <w:rPr>
-          <w:sz w:val="28"/>
-          <w:lang w:val="en-GB"/>
-        </w:rPr>
-        <w:t>подходов</w:t>
-      </w:r>
-      <w:proofErr w:type="spellEnd"/>
-      <w:r>
-        <w:rPr>
-          <w:sz w:val="28"/>
-          <w:lang w:val="en-GB"/>
-        </w:rPr>
-        <w:t xml:space="preserve"> к </w:t>
-      </w:r>
-      <w:proofErr w:type="spellStart"/>
-      <w:r>
-        <w:rPr>
-          <w:sz w:val="28"/>
-          <w:lang w:val="en-GB"/>
-        </w:rPr>
-        <w:t>сегментации</w:t>
-      </w:r>
-      <w:proofErr w:type="spellEnd"/>
-      <w:r>
-        <w:rPr>
-          <w:sz w:val="28"/>
-          <w:lang w:val="en-GB"/>
-        </w:rPr>
-        <w:t xml:space="preserve"> (</w:t>
-      </w:r>
-      <w:proofErr w:type="spellStart"/>
-      <w:r>
-        <w:rPr>
-          <w:sz w:val="28"/>
-          <w:lang w:val="en-GB"/>
-        </w:rPr>
-        <w:t>чанкингу</w:t>
-      </w:r>
-      <w:proofErr w:type="spellEnd"/>
-      <w:r>
-        <w:rPr>
-          <w:sz w:val="28"/>
-          <w:lang w:val="en-GB"/>
-        </w:rPr>
-        <w:t xml:space="preserve">) </w:t>
-      </w:r>
-      <w:proofErr w:type="spellStart"/>
-      <w:r>
-        <w:rPr>
-          <w:sz w:val="28"/>
-          <w:lang w:val="en-GB"/>
-        </w:rPr>
-        <w:t>текстового</w:t>
-      </w:r>
-      <w:proofErr w:type="spellEnd"/>
-      <w:r>
-        <w:rPr>
-          <w:sz w:val="28"/>
-          <w:lang w:val="en-GB"/>
-        </w:rPr>
-        <w:t xml:space="preserve"> </w:t>
-      </w:r>
-      <w:proofErr w:type="spellStart"/>
-      <w:r>
-        <w:rPr>
-          <w:sz w:val="28"/>
-          <w:lang w:val="en-GB"/>
-        </w:rPr>
-        <w:t>корпуса</w:t>
-      </w:r>
-      <w:proofErr w:type="spellEnd"/>
-      <w:r>
-        <w:rPr>
-          <w:sz w:val="28"/>
-          <w:lang w:val="en-GB"/>
-        </w:rPr>
-        <w:t xml:space="preserve"> </w:t>
-      </w:r>
-      <w:proofErr w:type="spellStart"/>
-      <w:r>
-        <w:rPr>
-          <w:sz w:val="28"/>
-          <w:lang w:val="en-GB"/>
-        </w:rPr>
-        <w:t>при</w:t>
-      </w:r>
-      <w:proofErr w:type="spellEnd"/>
-      <w:r>
-        <w:rPr>
-          <w:sz w:val="28"/>
-          <w:lang w:val="en-GB"/>
-        </w:rPr>
-        <w:t xml:space="preserve"> </w:t>
-      </w:r>
-      <w:r>
-        <w:rPr>
-          <w:sz w:val="28"/>
-          <w:lang w:val="ru-RU"/>
-        </w:rPr>
-        <w:t>базовом</w:t>
-      </w:r>
-      <w:r>
-        <w:rPr>
-          <w:sz w:val="28"/>
-          <w:lang w:val="en-GB"/>
-        </w:rPr>
-        <w:t xml:space="preserve"> </w:t>
-      </w:r>
-      <w:proofErr w:type="spellStart"/>
-      <w:r>
-        <w:rPr>
-          <w:sz w:val="28"/>
-          <w:lang w:val="en-GB"/>
-        </w:rPr>
-        <w:t>масштабе</w:t>
-      </w:r>
-      <w:proofErr w:type="spellEnd"/>
-      <w:r>
-        <w:rPr>
-          <w:sz w:val="28"/>
-          <w:lang w:val="en-GB"/>
-        </w:rPr>
-        <w:t xml:space="preserve"> </w:t>
-      </w:r>
-      <w:proofErr w:type="spellStart"/>
-      <w:r>
-        <w:rPr>
-          <w:sz w:val="28"/>
-          <w:lang w:val="en-GB"/>
-        </w:rPr>
-        <w:t>базы</w:t>
-      </w:r>
-      <w:proofErr w:type="spellEnd"/>
-      <w:r>
-        <w:rPr>
-          <w:sz w:val="28"/>
-          <w:lang w:val="en-GB"/>
-        </w:rPr>
-        <w:t xml:space="preserve"> </w:t>
-      </w:r>
-      <w:proofErr w:type="spellStart"/>
-      <w:r>
-        <w:rPr>
-          <w:sz w:val="28"/>
-          <w:lang w:val="en-GB"/>
-        </w:rPr>
-        <w:t>знаний</w:t>
-      </w:r>
-      <w:proofErr w:type="spellEnd"/>
-      <w:r>
-        <w:rPr>
-          <w:sz w:val="28"/>
-          <w:lang w:val="en-GB"/>
-        </w:rPr>
-        <w:t xml:space="preserve"> в 20 </w:t>
-      </w:r>
-      <w:proofErr w:type="spellStart"/>
-      <w:r>
-        <w:rPr>
-          <w:sz w:val="28"/>
-          <w:lang w:val="en-GB"/>
-        </w:rPr>
-        <w:t>чанков</w:t>
-      </w:r>
-      <w:proofErr w:type="spellEnd"/>
-      <w:r>
-        <w:rPr>
-          <w:sz w:val="28"/>
-          <w:lang w:val="en-GB"/>
-        </w:rPr>
-        <w:t>:</w:t>
+        <w:t xml:space="preserve"> масштабе базы знаний в 20 чанков:</w:t>
       </w:r>
       <w:r>
         <w:rPr>
@@ -7207,7 +6389,7 @@
           <w:lang w:val="ru-RU"/>
         </w:rPr>
         <w:drawing>
-          <wp:inline distT="0" distB="0" distL="0" distR="0" wp14:anchorId="30B3FD1B" wp14:editId="76C24BCF">
+          <wp:inline distT="0" distB="0" distL="0" distR="0" wp14:anchorId="30B3FD1B" wp14:editId="57061A1F">
             <wp:extent cx="5940425" cy="3442335"/>
             <wp:effectExtent l="0" t="0" r="3175" b="0"/>
             <wp:docPr id="1590909513" name="Picture 6"/>
@@ -7264,28 +6446,7 @@
           <w:sz w:val="28"/>
           <w:lang w:val="ru-RU"/>
         </w:rPr>
-        <w:t xml:space="preserve">Рисунок </w:t>
-      </w:r>
-      <w:r>
-        <w:rPr>
-          <w:sz w:val="28"/>
-          <w:lang w:val="ru-RU"/>
-        </w:rPr>
-        <w:t>5</w:t>
-      </w:r>
-      <w:r>
-        <w:rPr>
-          <w:sz w:val="28"/>
-          <w:lang w:val="ru-RU"/>
-        </w:rPr>
-        <w:t xml:space="preserve"> – </w:t>
-      </w:r>
-      <w:r>
-        <w:rPr>
-          <w:sz w:val="28"/>
-          <w:lang w:val="ru-RU"/>
-        </w:rPr>
-        <w:t>Глобальное сравнение подходов к оптимизации</w:t>
+        <w:t>Рисунок 5 – Глобальное сравнение подходов к оптимизации</w:t>
       </w:r>
       <w:r>
         <w:rPr>
@@ -7329,7 +6490,6 @@
           <w:lang w:val="ru-RU"/>
         </w:rPr>
       </w:pPr>
-      <w:proofErr w:type="spellStart"/>
       <w:r>
         <w:rPr>
           <w:sz w:val="28"/>
@@ -7337,49 +6497,22 @@
           <w:lang w:val="ru-RU"/>
         </w:rPr>
         <w:lastRenderedPageBreak/>
-        <w:t>Денормализация</w:t>
-      </w:r>
-      <w:proofErr w:type="spellEnd"/>
+        <w:t xml:space="preserve">Денормализация контекста заключается в принудительном внедрении </w:t>
+      </w:r>
+      <w:r>
+        <w:rPr>
+          <w:sz w:val="28"/>
+          <w:lang w:val="ru-RU"/>
+        </w:rPr>
+        <w:t xml:space="preserve">текста формата Вопрос – Ответ </w:t>
+      </w:r>
       <w:r>
         <w:rPr>
           <w:sz w:val="28"/>
           <w:szCs w:val="22"/>
           <w:lang w:val="ru-RU"/>
         </w:rPr>
-        <w:t xml:space="preserve"> контекста заключается в принудительном внедрении </w:t>
-      </w:r>
-      <w:r>
-        <w:rPr>
-          <w:sz w:val="28"/>
-          <w:lang w:val="ru-RU"/>
-        </w:rPr>
-        <w:t xml:space="preserve">текста формата Вопрос – Ответ </w:t>
-      </w:r>
-      <w:r>
-        <w:rPr>
-          <w:sz w:val="28"/>
-          <w:szCs w:val="22"/>
-          <w:lang w:val="ru-RU"/>
-        </w:rPr>
-        <w:t xml:space="preserve">в начало каждого </w:t>
-      </w:r>
-      <w:proofErr w:type="spellStart"/>
-      <w:r>
-        <w:rPr>
-          <w:sz w:val="28"/>
-          <w:szCs w:val="22"/>
-          <w:lang w:val="ru-RU"/>
-        </w:rPr>
-        <w:t>чанка</w:t>
-      </w:r>
-      <w:proofErr w:type="spellEnd"/>
-      <w:r>
-        <w:rPr>
-          <w:sz w:val="28"/>
-          <w:szCs w:val="22"/>
-          <w:lang w:val="ru-RU"/>
-        </w:rPr>
-        <w:t>, что предотвращает потерю связи с темой при разбиении</w:t>
+        <w:t>в начало каждого чанка, что предотвращает потерю связи с темой при разбиении</w:t>
       </w:r>
     </w:p>
     <w:p>
@@ -7397,23 +6530,7 @@
           <w:sz w:val="28"/>
           <w:lang w:val="ru-RU" w:eastAsia="en-US"/>
         </w:rPr>
-        <w:t xml:space="preserve">Для локализованной модели rubert-tiny2 данный метод показал максимальную эффективность, обеспечив чистый прирост Recall@5 на 16,0% как при наивной нарезке (с 53,0% до 69,0%), так и при структурной (с 55,0% до 71,0%). Явные маркеры контекста помогли сопоставить абстрактные вопросы пользователей с табличными характеристиками автомобилей, которые изначально не содержали упоминания брендов в теле </w:t>
-      </w:r>
-      <w:proofErr w:type="spellStart"/>
-      <w:r>
-        <w:rPr>
-          <w:sz w:val="28"/>
-          <w:lang w:val="ru-RU" w:eastAsia="en-US"/>
-        </w:rPr>
-        <w:t>чанка</w:t>
-      </w:r>
-      <w:proofErr w:type="spellEnd"/>
-      <w:r>
-        <w:rPr>
-          <w:sz w:val="28"/>
-          <w:lang w:val="ru-RU" w:eastAsia="en-US"/>
-        </w:rPr>
-        <w:t>.</w:t>
+        <w:t>Для локализованной модели rubert-tiny2 данный метод показал максимальную эффективность, обеспечив чистый прирост Recall@5 на 16,0% как при наивной нарезке (с 53,0% до 69,0%), так и при структурной (с 55,0% до 71,0%). Явные маркеры контекста помогли сопоставить абстрактные вопросы пользователей с табличными характеристиками автомобилей, которые изначально не содержали упоминания брендов в теле чанка.</w:t>
       </w:r>
     </w:p>
     <w:p>
@@ -7431,23 +6548,7 @@
           <w:sz w:val="28"/>
           <w:lang w:val="ru-RU"/>
         </w:rPr>
-        <w:t xml:space="preserve">Мультиязычная модель all-MiniLM-L6 отреагировала на </w:t>
-      </w:r>
-      <w:proofErr w:type="spellStart"/>
-      <w:r>
-        <w:rPr>
-          <w:sz w:val="28"/>
-          <w:lang w:val="ru-RU"/>
-        </w:rPr>
-        <w:t>денормализацию</w:t>
-      </w:r>
-      <w:proofErr w:type="spellEnd"/>
-      <w:r>
-        <w:rPr>
-          <w:sz w:val="28"/>
-          <w:lang w:val="ru-RU"/>
-        </w:rPr>
-        <w:t xml:space="preserve"> неоднозначно: при наивной нарезке полнота снизилась с 64,0% до 59,0%, а при структурной </w:t>
+        <w:t xml:space="preserve">Мультиязычная модель all-MiniLM-L6 отреагировала на денормализацию неоднозначно: при наивной нарезке полнота снизилась с 64,0% до 59,0%, а при структурной </w:t>
       </w:r>
       <w:r>
         <w:rPr>
@@ -7493,23 +6594,7 @@
           <w:sz w:val="28"/>
           <w:lang w:val="ru-RU"/>
         </w:rPr>
-        <w:t xml:space="preserve">Избыток повторяющихся русскоязычных метаданных перегружает контекстное окно мультиязычной модели. Векторы разнородных </w:t>
-      </w:r>
-      <w:proofErr w:type="spellStart"/>
-      <w:r>
-        <w:rPr>
-          <w:sz w:val="28"/>
-          <w:lang w:val="ru-RU"/>
-        </w:rPr>
-        <w:t>чанков</w:t>
-      </w:r>
-      <w:proofErr w:type="spellEnd"/>
-      <w:r>
-        <w:rPr>
-          <w:sz w:val="28"/>
-          <w:lang w:val="ru-RU"/>
-        </w:rPr>
-        <w:t xml:space="preserve"> начинают стягиваться к единому центру масс, из-за чего модель теряет способность различать детали внутри одной категории.</w:t>
+        <w:t>Избыток повторяющихся русскоязычных метаданных перегружает контекстное окно мультиязычной модели. Векторы разнородных чанков начинают стягиваться к единому центру масс, из-за чего модель теряет способность различать детали внутри одной категории.</w:t>
       </w:r>
     </w:p>
     <w:p>
@@ -7559,20 +6644,26 @@
           <w:lang w:val="ru-RU"/>
         </w:rPr>
       </w:pPr>
-      <w:proofErr w:type="spellStart"/>
       <w:r>
         <w:rPr>
           <w:bCs/>
           <w:sz w:val="28"/>
           <w:lang w:val="en-GB"/>
         </w:rPr>
-        <w:t>Для</w:t>
-      </w:r>
-      <w:proofErr w:type="spellEnd"/>
+        <w:t xml:space="preserve">Для </w:t>
+      </w:r>
       <w:r>
         <w:rPr>
           <w:bCs/>
           <w:sz w:val="28"/>
+          <w:lang w:val="ru-RU"/>
+        </w:rPr>
+        <w:t>оценки</w:t>
+      </w:r>
+      <w:r>
+        <w:rPr>
+          <w:bCs/>
+          <w:sz w:val="28"/>
           <w:lang w:val="en-GB"/>
         </w:rPr>
         <w:t xml:space="preserve"> </w:t>
@@ -7583,7 +6674,7 @@
           <w:sz w:val="28"/>
           <w:lang w:val="ru-RU"/>
         </w:rPr>
-        <w:t>оценки</w:t>
+        <w:t>коммерческой</w:t>
       </w:r>
       <w:r>
         <w:rPr>
@@ -7591,7 +6682,7 @@
           <w:sz w:val="28"/>
           <w:lang w:val="en-GB"/>
         </w:rPr>
-        <w:t xml:space="preserve"> </w:t>
+        <w:t xml:space="preserve"> жизнеспособности RAG-системы произведен детальный финансовый расчет операционных затрат на обработку фиксированного потока в 10 000 пользовательских запросов в месяц. В качестве </w:t>
       </w:r>
       <w:r>
         <w:rPr>
@@ -7599,7 +6690,7 @@
           <w:sz w:val="28"/>
           <w:lang w:val="ru-RU"/>
         </w:rPr>
-        <w:t>коммерческой</w:t>
+        <w:t>генеративной</w:t>
       </w:r>
       <w:r>
         <w:rPr>
@@ -7607,383 +6698,7 @@
           <w:sz w:val="28"/>
           <w:lang w:val="en-GB"/>
         </w:rPr>
-        <w:t xml:space="preserve"> </w:t>
-      </w:r>
-      <w:proofErr w:type="spellStart"/>
-      <w:r>
-        <w:rPr>
-          <w:bCs/>
-          <w:sz w:val="28"/>
-          <w:lang w:val="en-GB"/>
-        </w:rPr>
-        <w:t>жизнеспособности</w:t>
-      </w:r>
-      <w:proofErr w:type="spellEnd"/>
-      <w:r>
-        <w:rPr>
-          <w:bCs/>
-          <w:sz w:val="28"/>
-          <w:lang w:val="en-GB"/>
-        </w:rPr>
-        <w:t xml:space="preserve"> RAG-</w:t>
-      </w:r>
-      <w:proofErr w:type="spellStart"/>
-      <w:r>
-        <w:rPr>
-          <w:bCs/>
-          <w:sz w:val="28"/>
-          <w:lang w:val="en-GB"/>
-        </w:rPr>
-        <w:t>системы</w:t>
-      </w:r>
-      <w:proofErr w:type="spellEnd"/>
-      <w:r>
-        <w:rPr>
-          <w:bCs/>
-          <w:sz w:val="28"/>
-          <w:lang w:val="en-GB"/>
-        </w:rPr>
-        <w:t xml:space="preserve"> </w:t>
-      </w:r>
-      <w:proofErr w:type="spellStart"/>
-      <w:r>
-        <w:rPr>
-          <w:bCs/>
-          <w:sz w:val="28"/>
-          <w:lang w:val="en-GB"/>
-        </w:rPr>
-        <w:t>произведен</w:t>
-      </w:r>
-      <w:proofErr w:type="spellEnd"/>
-      <w:r>
-        <w:rPr>
-          <w:bCs/>
-          <w:sz w:val="28"/>
-          <w:lang w:val="en-GB"/>
-        </w:rPr>
-        <w:t xml:space="preserve"> </w:t>
-      </w:r>
-      <w:proofErr w:type="spellStart"/>
-      <w:r>
-        <w:rPr>
-          <w:bCs/>
-          <w:sz w:val="28"/>
-          <w:lang w:val="en-GB"/>
-        </w:rPr>
-        <w:t>детальный</w:t>
-      </w:r>
-      <w:proofErr w:type="spellEnd"/>
-      <w:r>
-        <w:rPr>
-          <w:bCs/>
-          <w:sz w:val="28"/>
-          <w:lang w:val="en-GB"/>
-        </w:rPr>
-        <w:t xml:space="preserve"> </w:t>
-      </w:r>
-      <w:proofErr w:type="spellStart"/>
-      <w:r>
-        <w:rPr>
-          <w:bCs/>
-          <w:sz w:val="28"/>
-          <w:lang w:val="en-GB"/>
-        </w:rPr>
-        <w:t>финансовый</w:t>
-      </w:r>
-      <w:proofErr w:type="spellEnd"/>
-      <w:r>
-        <w:rPr>
-          <w:bCs/>
-          <w:sz w:val="28"/>
-          <w:lang w:val="en-GB"/>
-        </w:rPr>
-        <w:t xml:space="preserve"> </w:t>
-      </w:r>
-      <w:proofErr w:type="spellStart"/>
-      <w:r>
-        <w:rPr>
-          <w:bCs/>
-          <w:sz w:val="28"/>
-          <w:lang w:val="en-GB"/>
-        </w:rPr>
-        <w:t>расчет</w:t>
-      </w:r>
-      <w:proofErr w:type="spellEnd"/>
-      <w:r>
-        <w:rPr>
-          <w:bCs/>
-          <w:sz w:val="28"/>
-          <w:lang w:val="en-GB"/>
-        </w:rPr>
-        <w:t xml:space="preserve"> </w:t>
-      </w:r>
-      <w:proofErr w:type="spellStart"/>
-      <w:r>
-        <w:rPr>
-          <w:bCs/>
-          <w:sz w:val="28"/>
-          <w:lang w:val="en-GB"/>
-        </w:rPr>
-        <w:t>операционных</w:t>
-      </w:r>
-      <w:proofErr w:type="spellEnd"/>
-      <w:r>
-        <w:rPr>
-          <w:bCs/>
-          <w:sz w:val="28"/>
-          <w:lang w:val="en-GB"/>
-        </w:rPr>
-        <w:t xml:space="preserve"> </w:t>
-      </w:r>
-      <w:proofErr w:type="spellStart"/>
-      <w:r>
-        <w:rPr>
-          <w:bCs/>
-          <w:sz w:val="28"/>
-          <w:lang w:val="en-GB"/>
-        </w:rPr>
-        <w:t>затрат</w:t>
-      </w:r>
-      <w:proofErr w:type="spellEnd"/>
-      <w:r>
-        <w:rPr>
-          <w:bCs/>
-          <w:sz w:val="28"/>
-          <w:lang w:val="en-GB"/>
-        </w:rPr>
-        <w:t xml:space="preserve"> </w:t>
-      </w:r>
-      <w:proofErr w:type="spellStart"/>
-      <w:r>
-        <w:rPr>
-          <w:bCs/>
-          <w:sz w:val="28"/>
-          <w:lang w:val="en-GB"/>
-        </w:rPr>
-        <w:t>на</w:t>
-      </w:r>
-      <w:proofErr w:type="spellEnd"/>
-      <w:r>
-        <w:rPr>
-          <w:bCs/>
-          <w:sz w:val="28"/>
-          <w:lang w:val="en-GB"/>
-        </w:rPr>
-        <w:t xml:space="preserve"> </w:t>
-      </w:r>
-      <w:proofErr w:type="spellStart"/>
-      <w:r>
-        <w:rPr>
-          <w:bCs/>
-          <w:sz w:val="28"/>
-          <w:lang w:val="en-GB"/>
-        </w:rPr>
-        <w:t>обработку</w:t>
-      </w:r>
-      <w:proofErr w:type="spellEnd"/>
-      <w:r>
-        <w:rPr>
-          <w:bCs/>
-          <w:sz w:val="28"/>
-          <w:lang w:val="en-GB"/>
-        </w:rPr>
-        <w:t xml:space="preserve"> </w:t>
-      </w:r>
-      <w:proofErr w:type="spellStart"/>
-      <w:r>
-        <w:rPr>
-          <w:bCs/>
-          <w:sz w:val="28"/>
-          <w:lang w:val="en-GB"/>
-        </w:rPr>
-        <w:t>фиксированного</w:t>
-      </w:r>
-      <w:proofErr w:type="spellEnd"/>
-      <w:r>
-        <w:rPr>
-          <w:bCs/>
-          <w:sz w:val="28"/>
-          <w:lang w:val="en-GB"/>
-        </w:rPr>
-        <w:t xml:space="preserve"> </w:t>
-      </w:r>
-      <w:proofErr w:type="spellStart"/>
-      <w:r>
-        <w:rPr>
-          <w:bCs/>
-          <w:sz w:val="28"/>
-          <w:lang w:val="en-GB"/>
-        </w:rPr>
-        <w:t>потока</w:t>
-      </w:r>
-      <w:proofErr w:type="spellEnd"/>
-      <w:r>
-        <w:rPr>
-          <w:bCs/>
-          <w:sz w:val="28"/>
-          <w:lang w:val="en-GB"/>
-        </w:rPr>
-        <w:t xml:space="preserve"> в 10 000 </w:t>
-      </w:r>
-      <w:proofErr w:type="spellStart"/>
-      <w:r>
-        <w:rPr>
-          <w:bCs/>
-          <w:sz w:val="28"/>
-          <w:lang w:val="en-GB"/>
-        </w:rPr>
-        <w:t>пользовательских</w:t>
-      </w:r>
-      <w:proofErr w:type="spellEnd"/>
-      <w:r>
-        <w:rPr>
-          <w:bCs/>
-          <w:sz w:val="28"/>
-          <w:lang w:val="en-GB"/>
-        </w:rPr>
-        <w:t xml:space="preserve"> </w:t>
-      </w:r>
-      <w:proofErr w:type="spellStart"/>
-      <w:r>
-        <w:rPr>
-          <w:bCs/>
-          <w:sz w:val="28"/>
-          <w:lang w:val="en-GB"/>
-        </w:rPr>
-        <w:t>запросов</w:t>
-      </w:r>
-      <w:proofErr w:type="spellEnd"/>
-      <w:r>
-        <w:rPr>
-          <w:bCs/>
-          <w:sz w:val="28"/>
-          <w:lang w:val="en-GB"/>
-        </w:rPr>
-        <w:t xml:space="preserve"> в </w:t>
-      </w:r>
-      <w:proofErr w:type="spellStart"/>
-      <w:r>
-        <w:rPr>
-          <w:bCs/>
-          <w:sz w:val="28"/>
-          <w:lang w:val="en-GB"/>
-        </w:rPr>
-        <w:t>месяц</w:t>
-      </w:r>
-      <w:proofErr w:type="spellEnd"/>
-      <w:r>
-        <w:rPr>
-          <w:bCs/>
-          <w:sz w:val="28"/>
-          <w:lang w:val="en-GB"/>
-        </w:rPr>
-        <w:t xml:space="preserve">. В </w:t>
-      </w:r>
-      <w:proofErr w:type="spellStart"/>
-      <w:r>
-        <w:rPr>
-          <w:bCs/>
-          <w:sz w:val="28"/>
-          <w:lang w:val="en-GB"/>
-        </w:rPr>
-        <w:t>качестве</w:t>
-      </w:r>
-      <w:proofErr w:type="spellEnd"/>
-      <w:r>
-        <w:rPr>
-          <w:bCs/>
-          <w:sz w:val="28"/>
-          <w:lang w:val="en-GB"/>
-        </w:rPr>
-        <w:t xml:space="preserve"> </w:t>
-      </w:r>
-      <w:r>
-        <w:rPr>
-          <w:bCs/>
-          <w:sz w:val="28"/>
-          <w:lang w:val="ru-RU"/>
-        </w:rPr>
-        <w:t>генеративной</w:t>
-      </w:r>
-      <w:r>
-        <w:rPr>
-          <w:bCs/>
-          <w:sz w:val="28"/>
-          <w:lang w:val="en-GB"/>
-        </w:rPr>
-        <w:t xml:space="preserve"> </w:t>
-      </w:r>
-      <w:proofErr w:type="spellStart"/>
-      <w:r>
-        <w:rPr>
-          <w:bCs/>
-          <w:sz w:val="28"/>
-          <w:lang w:val="en-GB"/>
-        </w:rPr>
-        <w:t>модели</w:t>
-      </w:r>
-      <w:proofErr w:type="spellEnd"/>
-      <w:r>
-        <w:rPr>
-          <w:bCs/>
-          <w:sz w:val="28"/>
-          <w:lang w:val="en-GB"/>
-        </w:rPr>
-        <w:t xml:space="preserve"> </w:t>
-      </w:r>
-      <w:proofErr w:type="spellStart"/>
-      <w:r>
-        <w:rPr>
-          <w:bCs/>
-          <w:sz w:val="28"/>
-          <w:lang w:val="en-GB"/>
-        </w:rPr>
-        <w:t>выбран</w:t>
-      </w:r>
-      <w:proofErr w:type="spellEnd"/>
-      <w:r>
-        <w:rPr>
-          <w:bCs/>
-          <w:sz w:val="28"/>
-          <w:lang w:val="en-GB"/>
-        </w:rPr>
-        <w:t xml:space="preserve"> </w:t>
-      </w:r>
-      <w:proofErr w:type="spellStart"/>
-      <w:r>
-        <w:rPr>
-          <w:bCs/>
-          <w:sz w:val="28"/>
-          <w:lang w:val="en-GB"/>
-        </w:rPr>
-        <w:t>коммерческий</w:t>
-      </w:r>
-      <w:proofErr w:type="spellEnd"/>
-      <w:r>
-        <w:rPr>
-          <w:bCs/>
-          <w:sz w:val="28"/>
-          <w:lang w:val="en-GB"/>
-        </w:rPr>
-        <w:t xml:space="preserve"> API-</w:t>
-      </w:r>
-      <w:proofErr w:type="spellStart"/>
-      <w:r>
-        <w:rPr>
-          <w:bCs/>
-          <w:sz w:val="28"/>
-          <w:lang w:val="en-GB"/>
-        </w:rPr>
-        <w:t>интерфейс</w:t>
-      </w:r>
-      <w:proofErr w:type="spellEnd"/>
-      <w:r>
-        <w:rPr>
-          <w:bCs/>
-          <w:sz w:val="28"/>
-          <w:lang w:val="en-GB"/>
-        </w:rPr>
-        <w:t> DeepSeek-V4-Flash</w:t>
+        <w:t xml:space="preserve"> модели выбран коммерческий API-интерфейс DeepSeek-V4-Flash</w:t>
       </w:r>
       <w:r>
         <w:rPr>
@@ -8005,365 +6720,13 @@
           <w:lang w:val="en-GB" w:eastAsia="en-US"/>
         </w:rPr>
       </w:pPr>
-      <w:proofErr w:type="spellStart"/>
       <w:r>
         <w:rPr>
           <w:bCs/>
           <w:sz w:val="28"/>
           <w:lang w:val="en-GB" w:eastAsia="en-US"/>
         </w:rPr>
-        <w:t>Точность</w:t>
-      </w:r>
-      <w:proofErr w:type="spellEnd"/>
-      <w:r>
-        <w:rPr>
-          <w:bCs/>
-          <w:sz w:val="28"/>
-          <w:lang w:val="en-GB" w:eastAsia="en-US"/>
-        </w:rPr>
-        <w:t xml:space="preserve"> </w:t>
-      </w:r>
-      <w:proofErr w:type="spellStart"/>
-      <w:r>
-        <w:rPr>
-          <w:bCs/>
-          <w:sz w:val="28"/>
-          <w:lang w:val="en-GB" w:eastAsia="en-US"/>
-        </w:rPr>
-        <w:t>поискового</w:t>
-      </w:r>
-      <w:proofErr w:type="spellEnd"/>
-      <w:r>
-        <w:rPr>
-          <w:bCs/>
-          <w:sz w:val="28"/>
-          <w:lang w:val="en-GB" w:eastAsia="en-US"/>
-        </w:rPr>
-        <w:t xml:space="preserve"> </w:t>
-      </w:r>
-      <w:proofErr w:type="spellStart"/>
-      <w:r>
-        <w:rPr>
-          <w:bCs/>
-          <w:sz w:val="28"/>
-          <w:lang w:val="en-GB" w:eastAsia="en-US"/>
-        </w:rPr>
-        <w:t>ретривера</w:t>
-      </w:r>
-      <w:proofErr w:type="spellEnd"/>
-      <w:r>
-        <w:rPr>
-          <w:bCs/>
-          <w:sz w:val="28"/>
-          <w:lang w:val="en-GB" w:eastAsia="en-US"/>
-        </w:rPr>
-        <w:t xml:space="preserve"> </w:t>
-      </w:r>
-      <w:proofErr w:type="spellStart"/>
-      <w:r>
-        <w:rPr>
-          <w:bCs/>
-          <w:sz w:val="28"/>
-          <w:lang w:val="en-GB" w:eastAsia="en-US"/>
-        </w:rPr>
-        <w:t>напрямую</w:t>
-      </w:r>
-      <w:proofErr w:type="spellEnd"/>
-      <w:r>
-        <w:rPr>
-          <w:bCs/>
-          <w:sz w:val="28"/>
-          <w:lang w:val="en-GB" w:eastAsia="en-US"/>
-        </w:rPr>
-        <w:t xml:space="preserve"> </w:t>
-      </w:r>
-      <w:proofErr w:type="spellStart"/>
-      <w:r>
-        <w:rPr>
-          <w:bCs/>
-          <w:sz w:val="28"/>
-          <w:lang w:val="en-GB" w:eastAsia="en-US"/>
-        </w:rPr>
-        <w:t>определяет</w:t>
-      </w:r>
-      <w:proofErr w:type="spellEnd"/>
-      <w:r>
-        <w:rPr>
-          <w:bCs/>
-          <w:sz w:val="28"/>
-          <w:lang w:val="en-GB" w:eastAsia="en-US"/>
-        </w:rPr>
-        <w:t xml:space="preserve"> </w:t>
-      </w:r>
-      <w:proofErr w:type="spellStart"/>
-      <w:r>
-        <w:rPr>
-          <w:bCs/>
-          <w:sz w:val="28"/>
-          <w:lang w:val="en-GB" w:eastAsia="en-US"/>
-        </w:rPr>
-        <w:t>объем</w:t>
-      </w:r>
-      <w:proofErr w:type="spellEnd"/>
-      <w:r>
-        <w:rPr>
-          <w:bCs/>
-          <w:sz w:val="28"/>
-          <w:lang w:val="en-GB" w:eastAsia="en-US"/>
-        </w:rPr>
-        <w:t xml:space="preserve"> </w:t>
-      </w:r>
-      <w:proofErr w:type="spellStart"/>
-      <w:r>
-        <w:rPr>
-          <w:bCs/>
-          <w:sz w:val="28"/>
-          <w:lang w:val="en-GB" w:eastAsia="en-US"/>
-        </w:rPr>
-        <w:t>контекста</w:t>
-      </w:r>
-      <w:proofErr w:type="spellEnd"/>
-      <w:r>
-        <w:rPr>
-          <w:bCs/>
-          <w:sz w:val="28"/>
-          <w:lang w:val="en-GB" w:eastAsia="en-US"/>
-        </w:rPr>
-        <w:t xml:space="preserve">, </w:t>
-      </w:r>
-      <w:proofErr w:type="spellStart"/>
-      <w:r>
-        <w:rPr>
-          <w:bCs/>
-          <w:sz w:val="28"/>
-          <w:lang w:val="en-GB" w:eastAsia="en-US"/>
-        </w:rPr>
-        <w:t>передаваемый</w:t>
-      </w:r>
-      <w:proofErr w:type="spellEnd"/>
-      <w:r>
-        <w:rPr>
-          <w:bCs/>
-          <w:sz w:val="28"/>
-          <w:lang w:val="en-GB" w:eastAsia="en-US"/>
-        </w:rPr>
-        <w:t xml:space="preserve"> в </w:t>
-      </w:r>
-      <w:proofErr w:type="spellStart"/>
-      <w:r>
-        <w:rPr>
-          <w:bCs/>
-          <w:sz w:val="28"/>
-          <w:lang w:val="en-GB" w:eastAsia="en-US"/>
-        </w:rPr>
-        <w:t>генеративную</w:t>
-      </w:r>
-      <w:proofErr w:type="spellEnd"/>
-      <w:r>
-        <w:rPr>
-          <w:bCs/>
-          <w:sz w:val="28"/>
-          <w:lang w:val="en-GB" w:eastAsia="en-US"/>
-        </w:rPr>
-        <w:t xml:space="preserve"> </w:t>
-      </w:r>
-      <w:proofErr w:type="spellStart"/>
-      <w:r>
-        <w:rPr>
-          <w:bCs/>
-          <w:sz w:val="28"/>
-          <w:lang w:val="en-GB" w:eastAsia="en-US"/>
-        </w:rPr>
-        <w:t>модель</w:t>
-      </w:r>
-      <w:proofErr w:type="spellEnd"/>
-      <w:r>
-        <w:rPr>
-          <w:bCs/>
-          <w:sz w:val="28"/>
-          <w:lang w:val="en-GB" w:eastAsia="en-US"/>
-        </w:rPr>
-        <w:t xml:space="preserve">, и, </w:t>
-      </w:r>
-      <w:proofErr w:type="spellStart"/>
-      <w:r>
-        <w:rPr>
-          <w:bCs/>
-          <w:sz w:val="28"/>
-          <w:lang w:val="en-GB" w:eastAsia="en-US"/>
-        </w:rPr>
-        <w:t>как</w:t>
-      </w:r>
-      <w:proofErr w:type="spellEnd"/>
-      <w:r>
-        <w:rPr>
-          <w:bCs/>
-          <w:sz w:val="28"/>
-          <w:lang w:val="en-GB" w:eastAsia="en-US"/>
-        </w:rPr>
-        <w:t xml:space="preserve"> </w:t>
-      </w:r>
-      <w:proofErr w:type="spellStart"/>
-      <w:r>
-        <w:rPr>
-          <w:bCs/>
-          <w:sz w:val="28"/>
-          <w:lang w:val="en-GB" w:eastAsia="en-US"/>
-        </w:rPr>
-        <w:t>следствие</w:t>
-      </w:r>
-      <w:proofErr w:type="spellEnd"/>
-      <w:r>
-        <w:rPr>
-          <w:bCs/>
-          <w:sz w:val="28"/>
-          <w:lang w:val="en-GB" w:eastAsia="en-US"/>
-        </w:rPr>
-        <w:t xml:space="preserve">, </w:t>
-      </w:r>
-      <w:proofErr w:type="spellStart"/>
-      <w:r>
-        <w:rPr>
-          <w:bCs/>
-          <w:sz w:val="28"/>
-          <w:lang w:val="en-GB" w:eastAsia="en-US"/>
-        </w:rPr>
-        <w:t>итоговую</w:t>
-      </w:r>
-      <w:proofErr w:type="spellEnd"/>
-      <w:r>
-        <w:rPr>
-          <w:bCs/>
-          <w:sz w:val="28"/>
-          <w:lang w:val="en-GB" w:eastAsia="en-US"/>
-        </w:rPr>
-        <w:t xml:space="preserve"> </w:t>
-      </w:r>
-      <w:proofErr w:type="spellStart"/>
-      <w:r>
-        <w:rPr>
-          <w:bCs/>
-          <w:sz w:val="28"/>
-          <w:lang w:val="en-GB" w:eastAsia="en-US"/>
-        </w:rPr>
-        <w:t>стоимость</w:t>
-      </w:r>
-      <w:proofErr w:type="spellEnd"/>
-      <w:r>
-        <w:rPr>
-          <w:bCs/>
-          <w:sz w:val="28"/>
-          <w:lang w:val="en-GB" w:eastAsia="en-US"/>
-        </w:rPr>
-        <w:t xml:space="preserve"> </w:t>
-      </w:r>
-      <w:proofErr w:type="spellStart"/>
-      <w:r>
-        <w:rPr>
-          <w:bCs/>
-          <w:sz w:val="28"/>
-          <w:lang w:val="en-GB" w:eastAsia="en-US"/>
-        </w:rPr>
-        <w:t>токенов</w:t>
-      </w:r>
-      <w:proofErr w:type="spellEnd"/>
-      <w:r>
-        <w:rPr>
-          <w:bCs/>
-          <w:sz w:val="28"/>
-          <w:lang w:val="en-GB" w:eastAsia="en-US"/>
-        </w:rPr>
-        <w:t xml:space="preserve">. </w:t>
-      </w:r>
-      <w:proofErr w:type="spellStart"/>
-      <w:r>
-        <w:rPr>
-          <w:bCs/>
-          <w:sz w:val="28"/>
-          <w:lang w:val="en-GB" w:eastAsia="en-US"/>
-        </w:rPr>
-        <w:t>Проведено</w:t>
-      </w:r>
-      <w:proofErr w:type="spellEnd"/>
-      <w:r>
-        <w:rPr>
-          <w:bCs/>
-          <w:sz w:val="28"/>
-          <w:lang w:val="en-GB" w:eastAsia="en-US"/>
-        </w:rPr>
-        <w:t xml:space="preserve"> </w:t>
-      </w:r>
-      <w:proofErr w:type="spellStart"/>
-      <w:r>
-        <w:rPr>
-          <w:bCs/>
-          <w:sz w:val="28"/>
-          <w:lang w:val="en-GB" w:eastAsia="en-US"/>
-        </w:rPr>
-        <w:t>сравнение</w:t>
-      </w:r>
-      <w:proofErr w:type="spellEnd"/>
-      <w:r>
-        <w:rPr>
-          <w:bCs/>
-          <w:sz w:val="28"/>
-          <w:lang w:val="en-GB" w:eastAsia="en-US"/>
-        </w:rPr>
-        <w:t xml:space="preserve"> </w:t>
-      </w:r>
-      <w:proofErr w:type="spellStart"/>
-      <w:r>
-        <w:rPr>
-          <w:bCs/>
-          <w:sz w:val="28"/>
-          <w:lang w:val="en-GB" w:eastAsia="en-US"/>
-        </w:rPr>
-        <w:t>трех</w:t>
-      </w:r>
-      <w:proofErr w:type="spellEnd"/>
-      <w:r>
-        <w:rPr>
-          <w:bCs/>
-          <w:sz w:val="28"/>
-          <w:lang w:val="en-GB" w:eastAsia="en-US"/>
-        </w:rPr>
-        <w:t xml:space="preserve"> </w:t>
-      </w:r>
-      <w:proofErr w:type="spellStart"/>
-      <w:r>
-        <w:rPr>
-          <w:bCs/>
-          <w:sz w:val="28"/>
-          <w:lang w:val="en-GB" w:eastAsia="en-US"/>
-        </w:rPr>
-        <w:t>архитектурных</w:t>
-      </w:r>
-      <w:proofErr w:type="spellEnd"/>
-      <w:r>
-        <w:rPr>
-          <w:bCs/>
-          <w:sz w:val="28"/>
-          <w:lang w:val="en-GB" w:eastAsia="en-US"/>
-        </w:rPr>
-        <w:t xml:space="preserve"> </w:t>
-      </w:r>
-      <w:proofErr w:type="spellStart"/>
-      <w:r>
-        <w:rPr>
-          <w:bCs/>
-          <w:sz w:val="28"/>
-          <w:lang w:val="en-GB" w:eastAsia="en-US"/>
-        </w:rPr>
-        <w:t>сценариев</w:t>
-      </w:r>
-      <w:proofErr w:type="spellEnd"/>
-      <w:r>
-        <w:rPr>
-          <w:bCs/>
-          <w:sz w:val="28"/>
-          <w:lang w:val="en-GB" w:eastAsia="en-US"/>
-        </w:rPr>
-        <w:t>:</w:t>
+        <w:t>Точность поискового ретривера напрямую определяет объем контекста, передаваемый в генеративную модель, и, как следствие, итоговую стоимость токенов. Проведено сравнение трех архитектурных сценариев:</w:t>
       </w:r>
     </w:p>
     <w:p>
@@ -8382,403 +6745,7 @@
           <w:sz w:val="28"/>
           <w:lang w:val="en-GB" w:eastAsia="en-US"/>
         </w:rPr>
-        <w:t>«</w:t>
-      </w:r>
-      <w:proofErr w:type="spellStart"/>
-      <w:r>
-        <w:rPr>
-          <w:bCs/>
-          <w:sz w:val="28"/>
-          <w:lang w:val="en-GB" w:eastAsia="en-US"/>
-        </w:rPr>
-        <w:t>Слепой</w:t>
-      </w:r>
-      <w:proofErr w:type="spellEnd"/>
-      <w:r>
-        <w:rPr>
-          <w:bCs/>
-          <w:sz w:val="28"/>
-          <w:lang w:val="en-GB" w:eastAsia="en-US"/>
-        </w:rPr>
-        <w:t>» RAG: </w:t>
-      </w:r>
-      <w:proofErr w:type="spellStart"/>
-      <w:r>
-        <w:rPr>
-          <w:bCs/>
-          <w:sz w:val="28"/>
-          <w:lang w:val="en-GB" w:eastAsia="en-US"/>
-        </w:rPr>
-        <w:t>Применяется</w:t>
-      </w:r>
-      <w:proofErr w:type="spellEnd"/>
-      <w:r>
-        <w:rPr>
-          <w:bCs/>
-          <w:sz w:val="28"/>
-          <w:lang w:val="en-GB" w:eastAsia="en-US"/>
-        </w:rPr>
-        <w:t xml:space="preserve"> </w:t>
-      </w:r>
-      <w:proofErr w:type="spellStart"/>
-      <w:r>
-        <w:rPr>
-          <w:bCs/>
-          <w:sz w:val="28"/>
-          <w:lang w:val="en-GB" w:eastAsia="en-US"/>
-        </w:rPr>
-        <w:t>при</w:t>
-      </w:r>
-      <w:proofErr w:type="spellEnd"/>
-      <w:r>
-        <w:rPr>
-          <w:bCs/>
-          <w:sz w:val="28"/>
-          <w:lang w:val="en-GB" w:eastAsia="en-US"/>
-        </w:rPr>
-        <w:t xml:space="preserve"> </w:t>
-      </w:r>
-      <w:proofErr w:type="spellStart"/>
-      <w:r>
-        <w:rPr>
-          <w:bCs/>
-          <w:sz w:val="28"/>
-          <w:lang w:val="en-GB" w:eastAsia="en-US"/>
-        </w:rPr>
-        <w:t>крайне</w:t>
-      </w:r>
-      <w:proofErr w:type="spellEnd"/>
-      <w:r>
-        <w:rPr>
-          <w:bCs/>
-          <w:sz w:val="28"/>
-          <w:lang w:val="en-GB" w:eastAsia="en-US"/>
-        </w:rPr>
-        <w:t xml:space="preserve"> </w:t>
-      </w:r>
-      <w:proofErr w:type="spellStart"/>
-      <w:r>
-        <w:rPr>
-          <w:bCs/>
-          <w:sz w:val="28"/>
-          <w:lang w:val="en-GB" w:eastAsia="en-US"/>
-        </w:rPr>
-        <w:t>низком</w:t>
-      </w:r>
-      <w:proofErr w:type="spellEnd"/>
-      <w:r>
-        <w:rPr>
-          <w:bCs/>
-          <w:sz w:val="28"/>
-          <w:lang w:val="en-GB" w:eastAsia="en-US"/>
-        </w:rPr>
-        <w:t xml:space="preserve"> </w:t>
-      </w:r>
-      <w:proofErr w:type="spellStart"/>
-      <w:r>
-        <w:rPr>
-          <w:bCs/>
-          <w:sz w:val="28"/>
-          <w:lang w:val="en-GB" w:eastAsia="en-US"/>
-        </w:rPr>
-        <w:t>качестве</w:t>
-      </w:r>
-      <w:proofErr w:type="spellEnd"/>
-      <w:r>
-        <w:rPr>
-          <w:bCs/>
-          <w:sz w:val="28"/>
-          <w:lang w:val="en-GB" w:eastAsia="en-US"/>
-        </w:rPr>
-        <w:t xml:space="preserve"> </w:t>
-      </w:r>
-      <w:proofErr w:type="spellStart"/>
-      <w:r>
-        <w:rPr>
-          <w:bCs/>
-          <w:sz w:val="28"/>
-          <w:lang w:val="en-GB" w:eastAsia="en-US"/>
-        </w:rPr>
-        <w:t>поиска</w:t>
-      </w:r>
-      <w:proofErr w:type="spellEnd"/>
-      <w:r>
-        <w:rPr>
-          <w:bCs/>
-          <w:sz w:val="28"/>
-          <w:lang w:val="en-GB" w:eastAsia="en-US"/>
-        </w:rPr>
-        <w:t xml:space="preserve"> </w:t>
-      </w:r>
-      <w:proofErr w:type="spellStart"/>
-      <w:r>
-        <w:rPr>
-          <w:bCs/>
-          <w:sz w:val="28"/>
-          <w:lang w:val="en-GB" w:eastAsia="en-US"/>
-        </w:rPr>
-        <w:t>для</w:t>
-      </w:r>
-      <w:proofErr w:type="spellEnd"/>
-      <w:r>
-        <w:rPr>
-          <w:bCs/>
-          <w:sz w:val="28"/>
-          <w:lang w:val="en-GB" w:eastAsia="en-US"/>
-        </w:rPr>
-        <w:t xml:space="preserve"> </w:t>
-      </w:r>
-      <w:proofErr w:type="spellStart"/>
-      <w:r>
-        <w:rPr>
-          <w:bCs/>
-          <w:sz w:val="28"/>
-          <w:lang w:val="en-GB" w:eastAsia="en-US"/>
-        </w:rPr>
-        <w:t>компенсации</w:t>
-      </w:r>
-      <w:proofErr w:type="spellEnd"/>
-      <w:r>
-        <w:rPr>
-          <w:bCs/>
-          <w:sz w:val="28"/>
-          <w:lang w:val="en-GB" w:eastAsia="en-US"/>
-        </w:rPr>
-        <w:t xml:space="preserve"> </w:t>
-      </w:r>
-      <w:proofErr w:type="spellStart"/>
-      <w:r>
-        <w:rPr>
-          <w:bCs/>
-          <w:sz w:val="28"/>
-          <w:lang w:val="en-GB" w:eastAsia="en-US"/>
-        </w:rPr>
-        <w:t>пропусков</w:t>
-      </w:r>
-      <w:proofErr w:type="spellEnd"/>
-      <w:r>
-        <w:rPr>
-          <w:bCs/>
-          <w:sz w:val="28"/>
-          <w:lang w:val="en-GB" w:eastAsia="en-US"/>
-        </w:rPr>
-        <w:t xml:space="preserve"> </w:t>
-      </w:r>
-      <w:proofErr w:type="spellStart"/>
-      <w:r>
-        <w:rPr>
-          <w:bCs/>
-          <w:sz w:val="28"/>
-          <w:lang w:val="en-GB" w:eastAsia="en-US"/>
-        </w:rPr>
-        <w:t>релевантной</w:t>
-      </w:r>
-      <w:proofErr w:type="spellEnd"/>
-      <w:r>
-        <w:rPr>
-          <w:bCs/>
-          <w:sz w:val="28"/>
-          <w:lang w:val="en-GB" w:eastAsia="en-US"/>
-        </w:rPr>
-        <w:t xml:space="preserve"> </w:t>
-      </w:r>
-      <w:proofErr w:type="spellStart"/>
-      <w:r>
-        <w:rPr>
-          <w:bCs/>
-          <w:sz w:val="28"/>
-          <w:lang w:val="en-GB" w:eastAsia="en-US"/>
-        </w:rPr>
-        <w:t>информации</w:t>
-      </w:r>
-      <w:proofErr w:type="spellEnd"/>
-      <w:r>
-        <w:rPr>
-          <w:bCs/>
-          <w:sz w:val="28"/>
-          <w:lang w:val="en-GB" w:eastAsia="en-US"/>
-        </w:rPr>
-        <w:t xml:space="preserve">. </w:t>
-      </w:r>
-      <w:proofErr w:type="spellStart"/>
-      <w:r>
-        <w:rPr>
-          <w:bCs/>
-          <w:sz w:val="28"/>
-          <w:lang w:val="en-GB" w:eastAsia="en-US"/>
-        </w:rPr>
-        <w:t>Передача</w:t>
-      </w:r>
-      <w:proofErr w:type="spellEnd"/>
-      <w:r>
-        <w:rPr>
-          <w:bCs/>
-          <w:sz w:val="28"/>
-          <w:lang w:val="en-GB" w:eastAsia="en-US"/>
-        </w:rPr>
-        <w:t xml:space="preserve"> </w:t>
-      </w:r>
-      <w:proofErr w:type="spellStart"/>
-      <w:r>
-        <w:rPr>
-          <w:bCs/>
-          <w:sz w:val="28"/>
-          <w:lang w:val="en-GB" w:eastAsia="en-US"/>
-        </w:rPr>
-        <w:t>избыточного</w:t>
-      </w:r>
-      <w:proofErr w:type="spellEnd"/>
-      <w:r>
-        <w:rPr>
-          <w:bCs/>
-          <w:sz w:val="28"/>
-          <w:lang w:val="en-GB" w:eastAsia="en-US"/>
-        </w:rPr>
-        <w:t xml:space="preserve"> </w:t>
-      </w:r>
-      <w:proofErr w:type="spellStart"/>
-      <w:r>
-        <w:rPr>
-          <w:bCs/>
-          <w:sz w:val="28"/>
-          <w:lang w:val="en-GB" w:eastAsia="en-US"/>
-        </w:rPr>
-        <w:t>объема</w:t>
-      </w:r>
-      <w:proofErr w:type="spellEnd"/>
-      <w:r>
-        <w:rPr>
-          <w:bCs/>
-          <w:sz w:val="28"/>
-          <w:lang w:val="en-GB" w:eastAsia="en-US"/>
-        </w:rPr>
-        <w:t xml:space="preserve"> </w:t>
-      </w:r>
-      <w:proofErr w:type="spellStart"/>
-      <w:r>
-        <w:rPr>
-          <w:bCs/>
-          <w:sz w:val="28"/>
-          <w:lang w:val="en-GB" w:eastAsia="en-US"/>
-        </w:rPr>
-        <w:t>контекста</w:t>
-      </w:r>
-      <w:proofErr w:type="spellEnd"/>
-      <w:r>
-        <w:rPr>
-          <w:bCs/>
-          <w:sz w:val="28"/>
-          <w:lang w:val="en-GB" w:eastAsia="en-US"/>
-        </w:rPr>
-        <w:t xml:space="preserve"> </w:t>
-      </w:r>
-      <w:proofErr w:type="spellStart"/>
-      <w:r>
-        <w:rPr>
-          <w:bCs/>
-          <w:sz w:val="28"/>
-          <w:lang w:val="en-GB" w:eastAsia="en-US"/>
-        </w:rPr>
-        <w:t>приводит</w:t>
-      </w:r>
-      <w:proofErr w:type="spellEnd"/>
-      <w:r>
-        <w:rPr>
-          <w:bCs/>
-          <w:sz w:val="28"/>
-          <w:lang w:val="en-GB" w:eastAsia="en-US"/>
-        </w:rPr>
-        <w:t xml:space="preserve"> к </w:t>
-      </w:r>
-      <w:proofErr w:type="spellStart"/>
-      <w:r>
-        <w:rPr>
-          <w:bCs/>
-          <w:sz w:val="28"/>
-          <w:lang w:val="en-GB" w:eastAsia="en-US"/>
-        </w:rPr>
-        <w:t>высокой</w:t>
-      </w:r>
-      <w:proofErr w:type="spellEnd"/>
-      <w:r>
-        <w:rPr>
-          <w:bCs/>
-          <w:sz w:val="28"/>
-          <w:lang w:val="en-GB" w:eastAsia="en-US"/>
-        </w:rPr>
-        <w:t xml:space="preserve"> </w:t>
-      </w:r>
-      <w:proofErr w:type="spellStart"/>
-      <w:r>
-        <w:rPr>
-          <w:bCs/>
-          <w:sz w:val="28"/>
-          <w:lang w:val="en-GB" w:eastAsia="en-US"/>
-        </w:rPr>
-        <w:t>стоимости</w:t>
-      </w:r>
-      <w:proofErr w:type="spellEnd"/>
-      <w:r>
-        <w:rPr>
-          <w:bCs/>
-          <w:sz w:val="28"/>
-          <w:lang w:val="en-GB" w:eastAsia="en-US"/>
-        </w:rPr>
-        <w:t xml:space="preserve"> </w:t>
-      </w:r>
-      <w:proofErr w:type="spellStart"/>
-      <w:r>
-        <w:rPr>
-          <w:bCs/>
-          <w:sz w:val="28"/>
-          <w:lang w:val="en-GB" w:eastAsia="en-US"/>
-        </w:rPr>
-        <w:t>генерации</w:t>
-      </w:r>
-      <w:proofErr w:type="spellEnd"/>
-      <w:r>
-        <w:rPr>
-          <w:bCs/>
-          <w:sz w:val="28"/>
-          <w:lang w:val="en-GB" w:eastAsia="en-US"/>
-        </w:rPr>
-        <w:t xml:space="preserve">, </w:t>
-      </w:r>
-      <w:proofErr w:type="spellStart"/>
-      <w:r>
-        <w:rPr>
-          <w:bCs/>
-          <w:sz w:val="28"/>
-          <w:lang w:val="en-GB" w:eastAsia="en-US"/>
-        </w:rPr>
-        <w:t>составляющей</w:t>
-      </w:r>
-      <w:proofErr w:type="spellEnd"/>
-      <w:r>
-        <w:rPr>
-          <w:bCs/>
-          <w:sz w:val="28"/>
-          <w:lang w:val="en-GB" w:eastAsia="en-US"/>
-        </w:rPr>
-        <w:t xml:space="preserve"> $17,90 в </w:t>
-      </w:r>
-      <w:proofErr w:type="spellStart"/>
-      <w:r>
-        <w:rPr>
-          <w:bCs/>
-          <w:sz w:val="28"/>
-          <w:lang w:val="en-GB" w:eastAsia="en-US"/>
-        </w:rPr>
-        <w:t>месяц</w:t>
-      </w:r>
-      <w:proofErr w:type="spellEnd"/>
-      <w:r>
-        <w:rPr>
-          <w:bCs/>
-          <w:sz w:val="28"/>
-          <w:lang w:val="en-GB" w:eastAsia="en-US"/>
-        </w:rPr>
-        <w:t>.</w:t>
+        <w:t>«Слепой» RAG: Применяется при крайне низком качестве поиска для компенсации пропусков релевантной информации. Передача избыточного объема контекста приводит к высокой стоимости генерации, составляющей $17,90 в месяц.</w:t>
       </w:r>
     </w:p>
     <w:p>
@@ -8791,257 +6758,13 @@
           <w:lang w:val="en-GB" w:eastAsia="en-US"/>
         </w:rPr>
       </w:pPr>
-      <w:proofErr w:type="spellStart"/>
       <w:r>
         <w:rPr>
           <w:bCs/>
           <w:sz w:val="28"/>
           <w:lang w:val="en-GB" w:eastAsia="en-US"/>
         </w:rPr>
-        <w:t>Базовый</w:t>
-      </w:r>
-      <w:proofErr w:type="spellEnd"/>
-      <w:r>
-        <w:rPr>
-          <w:bCs/>
-          <w:sz w:val="28"/>
-          <w:lang w:val="en-GB" w:eastAsia="en-US"/>
-        </w:rPr>
-        <w:t xml:space="preserve"> RAG (</w:t>
-      </w:r>
-      <w:proofErr w:type="spellStart"/>
-      <w:r>
-        <w:rPr>
-          <w:bCs/>
-          <w:sz w:val="28"/>
-          <w:lang w:val="en-GB" w:eastAsia="en-US"/>
-        </w:rPr>
-        <w:t>передача</w:t>
-      </w:r>
-      <w:proofErr w:type="spellEnd"/>
-      <w:r>
-        <w:rPr>
-          <w:bCs/>
-          <w:sz w:val="28"/>
-          <w:lang w:val="en-GB" w:eastAsia="en-US"/>
-        </w:rPr>
-        <w:t xml:space="preserve"> 25% </w:t>
-      </w:r>
-      <w:proofErr w:type="spellStart"/>
-      <w:r>
-        <w:rPr>
-          <w:bCs/>
-          <w:sz w:val="28"/>
-          <w:lang w:val="en-GB" w:eastAsia="en-US"/>
-        </w:rPr>
-        <w:t>чанков</w:t>
-      </w:r>
-      <w:proofErr w:type="spellEnd"/>
-      <w:r>
-        <w:rPr>
-          <w:bCs/>
-          <w:sz w:val="28"/>
-          <w:lang w:val="en-GB" w:eastAsia="en-US"/>
-        </w:rPr>
-        <w:t xml:space="preserve"> </w:t>
-      </w:r>
-      <w:proofErr w:type="spellStart"/>
-      <w:r>
-        <w:rPr>
-          <w:bCs/>
-          <w:sz w:val="28"/>
-          <w:lang w:val="en-GB" w:eastAsia="en-US"/>
-        </w:rPr>
-        <w:t>базы</w:t>
-      </w:r>
-      <w:proofErr w:type="spellEnd"/>
-      <w:r>
-        <w:rPr>
-          <w:bCs/>
-          <w:sz w:val="28"/>
-          <w:lang w:val="en-GB" w:eastAsia="en-US"/>
-        </w:rPr>
-        <w:t xml:space="preserve"> </w:t>
-      </w:r>
-      <w:proofErr w:type="spellStart"/>
-      <w:r>
-        <w:rPr>
-          <w:bCs/>
-          <w:sz w:val="28"/>
-          <w:lang w:val="en-GB" w:eastAsia="en-US"/>
-        </w:rPr>
-        <w:t>знаний</w:t>
-      </w:r>
-      <w:proofErr w:type="spellEnd"/>
-      <w:r>
-        <w:rPr>
-          <w:bCs/>
-          <w:sz w:val="28"/>
-          <w:lang w:val="en-GB" w:eastAsia="en-US"/>
-        </w:rPr>
-        <w:t>): </w:t>
-      </w:r>
-      <w:proofErr w:type="spellStart"/>
-      <w:r>
-        <w:rPr>
-          <w:bCs/>
-          <w:sz w:val="28"/>
-          <w:lang w:val="en-GB" w:eastAsia="en-US"/>
-        </w:rPr>
-        <w:t>Промежуточный</w:t>
-      </w:r>
-      <w:proofErr w:type="spellEnd"/>
-      <w:r>
-        <w:rPr>
-          <w:bCs/>
-          <w:sz w:val="28"/>
-          <w:lang w:val="en-GB" w:eastAsia="en-US"/>
-        </w:rPr>
-        <w:t xml:space="preserve"> </w:t>
-      </w:r>
-      <w:proofErr w:type="spellStart"/>
-      <w:r>
-        <w:rPr>
-          <w:bCs/>
-          <w:sz w:val="28"/>
-          <w:lang w:val="en-GB" w:eastAsia="en-US"/>
-        </w:rPr>
-        <w:t>вариант</w:t>
-      </w:r>
-      <w:proofErr w:type="spellEnd"/>
-      <w:r>
-        <w:rPr>
-          <w:bCs/>
-          <w:sz w:val="28"/>
-          <w:lang w:val="en-GB" w:eastAsia="en-US"/>
-        </w:rPr>
-        <w:t xml:space="preserve"> с </w:t>
-      </w:r>
-      <w:proofErr w:type="spellStart"/>
-      <w:r>
-        <w:rPr>
-          <w:bCs/>
-          <w:sz w:val="28"/>
-          <w:lang w:val="en-GB" w:eastAsia="en-US"/>
-        </w:rPr>
-        <w:t>умеренной</w:t>
-      </w:r>
-      <w:proofErr w:type="spellEnd"/>
-      <w:r>
-        <w:rPr>
-          <w:bCs/>
-          <w:sz w:val="28"/>
-          <w:lang w:val="en-GB" w:eastAsia="en-US"/>
-        </w:rPr>
-        <w:t xml:space="preserve"> </w:t>
-      </w:r>
-      <w:proofErr w:type="spellStart"/>
-      <w:r>
-        <w:rPr>
-          <w:bCs/>
-          <w:sz w:val="28"/>
-          <w:lang w:val="en-GB" w:eastAsia="en-US"/>
-        </w:rPr>
-        <w:t>фильтрацией</w:t>
-      </w:r>
-      <w:proofErr w:type="spellEnd"/>
-      <w:r>
-        <w:rPr>
-          <w:bCs/>
-          <w:sz w:val="28"/>
-          <w:lang w:val="en-GB" w:eastAsia="en-US"/>
-        </w:rPr>
-        <w:t xml:space="preserve"> </w:t>
-      </w:r>
-      <w:proofErr w:type="spellStart"/>
-      <w:r>
-        <w:rPr>
-          <w:bCs/>
-          <w:sz w:val="28"/>
-          <w:lang w:val="en-GB" w:eastAsia="en-US"/>
-        </w:rPr>
-        <w:t>контекста</w:t>
-      </w:r>
-      <w:proofErr w:type="spellEnd"/>
-      <w:r>
-        <w:rPr>
-          <w:bCs/>
-          <w:sz w:val="28"/>
-          <w:lang w:val="en-GB" w:eastAsia="en-US"/>
-        </w:rPr>
-        <w:t xml:space="preserve">. </w:t>
-      </w:r>
-      <w:proofErr w:type="spellStart"/>
-      <w:r>
-        <w:rPr>
-          <w:bCs/>
-          <w:sz w:val="28"/>
-          <w:lang w:val="en-GB" w:eastAsia="en-US"/>
-        </w:rPr>
-        <w:t>Месячные</w:t>
-      </w:r>
-      <w:proofErr w:type="spellEnd"/>
-      <w:r>
-        <w:rPr>
-          <w:bCs/>
-          <w:sz w:val="28"/>
-          <w:lang w:val="en-GB" w:eastAsia="en-US"/>
-        </w:rPr>
-        <w:t xml:space="preserve"> </w:t>
-      </w:r>
-      <w:proofErr w:type="spellStart"/>
-      <w:r>
-        <w:rPr>
-          <w:bCs/>
-          <w:sz w:val="28"/>
-          <w:lang w:val="en-GB" w:eastAsia="en-US"/>
-        </w:rPr>
-        <w:t>затраты</w:t>
-      </w:r>
-      <w:proofErr w:type="spellEnd"/>
-      <w:r>
-        <w:rPr>
-          <w:bCs/>
-          <w:sz w:val="28"/>
-          <w:lang w:val="en-GB" w:eastAsia="en-US"/>
-        </w:rPr>
-        <w:t xml:space="preserve"> </w:t>
-      </w:r>
-      <w:proofErr w:type="spellStart"/>
-      <w:r>
-        <w:rPr>
-          <w:bCs/>
-          <w:sz w:val="28"/>
-          <w:lang w:val="en-GB" w:eastAsia="en-US"/>
-        </w:rPr>
-        <w:t>на</w:t>
-      </w:r>
-      <w:proofErr w:type="spellEnd"/>
-      <w:r>
-        <w:rPr>
-          <w:bCs/>
-          <w:sz w:val="28"/>
-          <w:lang w:val="en-GB" w:eastAsia="en-US"/>
-        </w:rPr>
-        <w:t xml:space="preserve"> API </w:t>
-      </w:r>
-      <w:proofErr w:type="spellStart"/>
-      <w:r>
-        <w:rPr>
-          <w:bCs/>
-          <w:sz w:val="28"/>
-          <w:lang w:val="en-GB" w:eastAsia="en-US"/>
-        </w:rPr>
-        <w:t>составляют</w:t>
-      </w:r>
-      <w:proofErr w:type="spellEnd"/>
-      <w:r>
-        <w:rPr>
-          <w:bCs/>
-          <w:sz w:val="28"/>
-          <w:lang w:val="en-GB" w:eastAsia="en-US"/>
-        </w:rPr>
-        <w:t> $6,65.</w:t>
+        <w:t>Базовый RAG (передача 25% чанков базы знаний): Промежуточный вариант с умеренной фильтрацией контекста. Месячные затраты на API составляют $6,65.</w:t>
       </w:r>
     </w:p>
     <w:p>
@@ -9061,529 +6784,7 @@
           <w:sz w:val="28"/>
           <w:lang w:val="en-GB" w:eastAsia="en-US"/>
         </w:rPr>
-        <w:t xml:space="preserve">Smart RAG </w:t>
-      </w:r>
-      <w:proofErr w:type="spellStart"/>
-      <w:r>
-        <w:rPr>
-          <w:bCs/>
-          <w:sz w:val="28"/>
-          <w:lang w:val="en-GB" w:eastAsia="en-US"/>
-        </w:rPr>
-        <w:t>Сценарий</w:t>
-      </w:r>
-      <w:proofErr w:type="spellEnd"/>
-      <w:r>
-        <w:rPr>
-          <w:bCs/>
-          <w:sz w:val="28"/>
-          <w:lang w:val="en-GB" w:eastAsia="en-US"/>
-        </w:rPr>
-        <w:t xml:space="preserve"> </w:t>
-      </w:r>
-      <w:proofErr w:type="spellStart"/>
-      <w:r>
-        <w:rPr>
-          <w:bCs/>
-          <w:sz w:val="28"/>
-          <w:lang w:val="en-GB" w:eastAsia="en-US"/>
-        </w:rPr>
-        <w:t>на</w:t>
-      </w:r>
-      <w:proofErr w:type="spellEnd"/>
-      <w:r>
-        <w:rPr>
-          <w:bCs/>
-          <w:sz w:val="28"/>
-          <w:lang w:val="en-GB" w:eastAsia="en-US"/>
-        </w:rPr>
-        <w:t xml:space="preserve"> </w:t>
-      </w:r>
-      <w:proofErr w:type="spellStart"/>
-      <w:r>
-        <w:rPr>
-          <w:bCs/>
-          <w:sz w:val="28"/>
-          <w:lang w:val="en-GB" w:eastAsia="en-US"/>
-        </w:rPr>
-        <w:t>базе</w:t>
-      </w:r>
-      <w:proofErr w:type="spellEnd"/>
-      <w:r>
-        <w:rPr>
-          <w:bCs/>
-          <w:sz w:val="28"/>
-          <w:lang w:val="en-GB" w:eastAsia="en-US"/>
-        </w:rPr>
-        <w:t xml:space="preserve"> </w:t>
-      </w:r>
-      <w:proofErr w:type="spellStart"/>
-      <w:r>
-        <w:rPr>
-          <w:bCs/>
-          <w:sz w:val="28"/>
-          <w:lang w:val="en-GB" w:eastAsia="en-US"/>
-        </w:rPr>
-        <w:t>оптимизированного</w:t>
-      </w:r>
-      <w:proofErr w:type="spellEnd"/>
-      <w:r>
-        <w:rPr>
-          <w:bCs/>
-          <w:sz w:val="28"/>
-          <w:lang w:val="en-GB" w:eastAsia="en-US"/>
-        </w:rPr>
-        <w:t xml:space="preserve"> </w:t>
-      </w:r>
-      <w:proofErr w:type="spellStart"/>
-      <w:r>
-        <w:rPr>
-          <w:bCs/>
-          <w:sz w:val="28"/>
-          <w:lang w:val="en-GB" w:eastAsia="en-US"/>
-        </w:rPr>
-        <w:t>ретривера</w:t>
-      </w:r>
-      <w:proofErr w:type="spellEnd"/>
-      <w:r>
-        <w:rPr>
-          <w:bCs/>
-          <w:sz w:val="28"/>
-          <w:lang w:val="en-GB" w:eastAsia="en-US"/>
-        </w:rPr>
-        <w:t> rubert-tiny2 </w:t>
-      </w:r>
-      <w:proofErr w:type="spellStart"/>
-      <w:r>
-        <w:rPr>
-          <w:bCs/>
-          <w:sz w:val="28"/>
-          <w:lang w:val="en-GB" w:eastAsia="en-US"/>
-        </w:rPr>
-        <w:t>со</w:t>
-      </w:r>
-      <w:proofErr w:type="spellEnd"/>
-      <w:r>
-        <w:rPr>
-          <w:bCs/>
-          <w:sz w:val="28"/>
-          <w:lang w:val="en-GB" w:eastAsia="en-US"/>
-        </w:rPr>
-        <w:t xml:space="preserve"> </w:t>
-      </w:r>
-      <w:proofErr w:type="spellStart"/>
-      <w:r>
-        <w:rPr>
-          <w:bCs/>
-          <w:sz w:val="28"/>
-          <w:lang w:val="en-GB" w:eastAsia="en-US"/>
-        </w:rPr>
-        <w:t>структурным</w:t>
-      </w:r>
-      <w:proofErr w:type="spellEnd"/>
-      <w:r>
-        <w:rPr>
-          <w:bCs/>
-          <w:sz w:val="28"/>
-          <w:lang w:val="en-GB" w:eastAsia="en-US"/>
-        </w:rPr>
-        <w:t xml:space="preserve"> </w:t>
-      </w:r>
-      <w:proofErr w:type="spellStart"/>
-      <w:r>
-        <w:rPr>
-          <w:bCs/>
-          <w:sz w:val="28"/>
-          <w:lang w:val="en-GB" w:eastAsia="en-US"/>
-        </w:rPr>
-        <w:t>разбиением</w:t>
-      </w:r>
-      <w:proofErr w:type="spellEnd"/>
-      <w:r>
-        <w:rPr>
-          <w:bCs/>
-          <w:sz w:val="28"/>
-          <w:lang w:val="en-GB" w:eastAsia="en-US"/>
-        </w:rPr>
-        <w:t xml:space="preserve"> и </w:t>
-      </w:r>
-      <w:proofErr w:type="spellStart"/>
-      <w:r>
-        <w:rPr>
-          <w:bCs/>
-          <w:sz w:val="28"/>
-          <w:lang w:val="en-GB" w:eastAsia="en-US"/>
-        </w:rPr>
-        <w:t>денормализацией</w:t>
-      </w:r>
-      <w:proofErr w:type="spellEnd"/>
-      <w:r>
-        <w:rPr>
-          <w:bCs/>
-          <w:sz w:val="28"/>
-          <w:lang w:val="en-GB" w:eastAsia="en-US"/>
-        </w:rPr>
-        <w:t xml:space="preserve">. </w:t>
-      </w:r>
-      <w:proofErr w:type="spellStart"/>
-      <w:r>
-        <w:rPr>
-          <w:bCs/>
-          <w:sz w:val="28"/>
-          <w:lang w:val="en-GB" w:eastAsia="en-US"/>
-        </w:rPr>
-        <w:t>Благодаря</w:t>
-      </w:r>
-      <w:proofErr w:type="spellEnd"/>
-      <w:r>
-        <w:rPr>
-          <w:bCs/>
-          <w:sz w:val="28"/>
-          <w:lang w:val="en-GB" w:eastAsia="en-US"/>
-        </w:rPr>
-        <w:t xml:space="preserve"> </w:t>
-      </w:r>
-      <w:proofErr w:type="spellStart"/>
-      <w:r>
-        <w:rPr>
-          <w:bCs/>
-          <w:sz w:val="28"/>
-          <w:lang w:val="en-GB" w:eastAsia="en-US"/>
-        </w:rPr>
-        <w:t>высокой</w:t>
-      </w:r>
-      <w:proofErr w:type="spellEnd"/>
-      <w:r>
-        <w:rPr>
-          <w:bCs/>
-          <w:sz w:val="28"/>
-          <w:lang w:val="en-GB" w:eastAsia="en-US"/>
-        </w:rPr>
-        <w:t xml:space="preserve"> </w:t>
-      </w:r>
-      <w:proofErr w:type="spellStart"/>
-      <w:r>
-        <w:rPr>
-          <w:bCs/>
-          <w:sz w:val="28"/>
-          <w:lang w:val="en-GB" w:eastAsia="en-US"/>
-        </w:rPr>
-        <w:t>семантической</w:t>
-      </w:r>
-      <w:proofErr w:type="spellEnd"/>
-      <w:r>
-        <w:rPr>
-          <w:bCs/>
-          <w:sz w:val="28"/>
-          <w:lang w:val="en-GB" w:eastAsia="en-US"/>
-        </w:rPr>
-        <w:t xml:space="preserve"> </w:t>
-      </w:r>
-      <w:proofErr w:type="spellStart"/>
-      <w:r>
-        <w:rPr>
-          <w:bCs/>
-          <w:sz w:val="28"/>
-          <w:lang w:val="en-GB" w:eastAsia="en-US"/>
-        </w:rPr>
-        <w:t>точности</w:t>
-      </w:r>
-      <w:proofErr w:type="spellEnd"/>
-      <w:r>
-        <w:rPr>
-          <w:bCs/>
-          <w:sz w:val="28"/>
-          <w:lang w:val="en-GB" w:eastAsia="en-US"/>
-        </w:rPr>
-        <w:t xml:space="preserve"> в </w:t>
-      </w:r>
-      <w:proofErr w:type="spellStart"/>
-      <w:r>
-        <w:rPr>
-          <w:bCs/>
-          <w:sz w:val="28"/>
-          <w:lang w:val="en-GB" w:eastAsia="en-US"/>
-        </w:rPr>
-        <w:t>модель</w:t>
-      </w:r>
-      <w:proofErr w:type="spellEnd"/>
-      <w:r>
-        <w:rPr>
-          <w:bCs/>
-          <w:sz w:val="28"/>
-          <w:lang w:val="en-GB" w:eastAsia="en-US"/>
-        </w:rPr>
-        <w:t xml:space="preserve"> </w:t>
-      </w:r>
-      <w:proofErr w:type="spellStart"/>
-      <w:r>
-        <w:rPr>
-          <w:bCs/>
-          <w:sz w:val="28"/>
-          <w:lang w:val="en-GB" w:eastAsia="en-US"/>
-        </w:rPr>
-        <w:t>передается</w:t>
-      </w:r>
-      <w:proofErr w:type="spellEnd"/>
-      <w:r>
-        <w:rPr>
-          <w:bCs/>
-          <w:sz w:val="28"/>
-          <w:lang w:val="en-GB" w:eastAsia="en-US"/>
-        </w:rPr>
-        <w:t xml:space="preserve"> </w:t>
-      </w:r>
-      <w:proofErr w:type="spellStart"/>
-      <w:r>
-        <w:rPr>
-          <w:bCs/>
-          <w:sz w:val="28"/>
-          <w:lang w:val="en-GB" w:eastAsia="en-US"/>
-        </w:rPr>
-        <w:t>строго</w:t>
-      </w:r>
-      <w:proofErr w:type="spellEnd"/>
-      <w:r>
-        <w:rPr>
-          <w:bCs/>
-          <w:sz w:val="28"/>
-          <w:lang w:val="en-GB" w:eastAsia="en-US"/>
-        </w:rPr>
-        <w:t xml:space="preserve"> </w:t>
-      </w:r>
-      <w:proofErr w:type="spellStart"/>
-      <w:r>
-        <w:rPr>
-          <w:bCs/>
-          <w:sz w:val="28"/>
-          <w:lang w:val="en-GB" w:eastAsia="en-US"/>
-        </w:rPr>
-        <w:t>необходимый</w:t>
-      </w:r>
-      <w:proofErr w:type="spellEnd"/>
-      <w:r>
-        <w:rPr>
-          <w:bCs/>
-          <w:sz w:val="28"/>
-          <w:lang w:val="en-GB" w:eastAsia="en-US"/>
-        </w:rPr>
-        <w:t xml:space="preserve"> </w:t>
-      </w:r>
-      <w:proofErr w:type="spellStart"/>
-      <w:r>
-        <w:rPr>
-          <w:bCs/>
-          <w:sz w:val="28"/>
-          <w:lang w:val="en-GB" w:eastAsia="en-US"/>
-        </w:rPr>
-        <w:t>контекст</w:t>
-      </w:r>
-      <w:proofErr w:type="spellEnd"/>
-      <w:r>
-        <w:rPr>
-          <w:bCs/>
-          <w:sz w:val="28"/>
-          <w:lang w:val="en-GB" w:eastAsia="en-US"/>
-        </w:rPr>
-        <w:t xml:space="preserve"> (</w:t>
-      </w:r>
-      <w:proofErr w:type="spellStart"/>
-      <w:r>
-        <w:rPr>
-          <w:bCs/>
-          <w:sz w:val="28"/>
-          <w:lang w:val="en-GB" w:eastAsia="en-US"/>
-        </w:rPr>
-        <w:t>около</w:t>
-      </w:r>
-      <w:proofErr w:type="spellEnd"/>
-      <w:r>
-        <w:rPr>
-          <w:bCs/>
-          <w:sz w:val="28"/>
-          <w:lang w:val="en-GB" w:eastAsia="en-US"/>
-        </w:rPr>
-        <w:t xml:space="preserve"> 5% </w:t>
-      </w:r>
-      <w:proofErr w:type="spellStart"/>
-      <w:r>
-        <w:rPr>
-          <w:bCs/>
-          <w:sz w:val="28"/>
-          <w:lang w:val="en-GB" w:eastAsia="en-US"/>
-        </w:rPr>
-        <w:t>объема</w:t>
-      </w:r>
-      <w:proofErr w:type="spellEnd"/>
-      <w:r>
-        <w:rPr>
-          <w:bCs/>
-          <w:sz w:val="28"/>
-          <w:lang w:val="en-GB" w:eastAsia="en-US"/>
-        </w:rPr>
-        <w:t xml:space="preserve"> </w:t>
-      </w:r>
-      <w:proofErr w:type="spellStart"/>
-      <w:r>
-        <w:rPr>
-          <w:bCs/>
-          <w:sz w:val="28"/>
-          <w:lang w:val="en-GB" w:eastAsia="en-US"/>
-        </w:rPr>
-        <w:t>базы</w:t>
-      </w:r>
-      <w:proofErr w:type="spellEnd"/>
-      <w:r>
-        <w:rPr>
-          <w:bCs/>
-          <w:sz w:val="28"/>
-          <w:lang w:val="en-GB" w:eastAsia="en-US"/>
-        </w:rPr>
-        <w:t xml:space="preserve"> </w:t>
-      </w:r>
-      <w:proofErr w:type="spellStart"/>
-      <w:r>
-        <w:rPr>
-          <w:bCs/>
-          <w:sz w:val="28"/>
-          <w:lang w:val="en-GB" w:eastAsia="en-US"/>
-        </w:rPr>
-        <w:t>знаний</w:t>
-      </w:r>
-      <w:proofErr w:type="spellEnd"/>
-      <w:r>
-        <w:rPr>
-          <w:bCs/>
-          <w:sz w:val="28"/>
-          <w:lang w:val="en-GB" w:eastAsia="en-US"/>
-        </w:rPr>
-        <w:t xml:space="preserve">), </w:t>
-      </w:r>
-      <w:proofErr w:type="spellStart"/>
-      <w:r>
-        <w:rPr>
-          <w:bCs/>
-          <w:sz w:val="28"/>
-          <w:lang w:val="en-GB" w:eastAsia="en-US"/>
-        </w:rPr>
-        <w:t>что</w:t>
-      </w:r>
-      <w:proofErr w:type="spellEnd"/>
-      <w:r>
-        <w:rPr>
-          <w:bCs/>
-          <w:sz w:val="28"/>
-          <w:lang w:val="en-GB" w:eastAsia="en-US"/>
-        </w:rPr>
-        <w:t xml:space="preserve"> </w:t>
-      </w:r>
-      <w:proofErr w:type="spellStart"/>
-      <w:r>
-        <w:rPr>
-          <w:bCs/>
-          <w:sz w:val="28"/>
-          <w:lang w:val="en-GB" w:eastAsia="en-US"/>
-        </w:rPr>
-        <w:t>снижает</w:t>
-      </w:r>
-      <w:proofErr w:type="spellEnd"/>
-      <w:r>
-        <w:rPr>
-          <w:bCs/>
-          <w:sz w:val="28"/>
-          <w:lang w:val="en-GB" w:eastAsia="en-US"/>
-        </w:rPr>
-        <w:t xml:space="preserve"> </w:t>
-      </w:r>
-      <w:proofErr w:type="spellStart"/>
-      <w:r>
-        <w:rPr>
-          <w:bCs/>
-          <w:sz w:val="28"/>
-          <w:lang w:val="en-GB" w:eastAsia="en-US"/>
-        </w:rPr>
-        <w:t>месячные</w:t>
-      </w:r>
-      <w:proofErr w:type="spellEnd"/>
-      <w:r>
-        <w:rPr>
-          <w:bCs/>
-          <w:sz w:val="28"/>
-          <w:lang w:val="en-GB" w:eastAsia="en-US"/>
-        </w:rPr>
-        <w:t xml:space="preserve"> </w:t>
-      </w:r>
-      <w:proofErr w:type="spellStart"/>
-      <w:r>
-        <w:rPr>
-          <w:bCs/>
-          <w:sz w:val="28"/>
-          <w:lang w:val="en-GB" w:eastAsia="en-US"/>
-        </w:rPr>
-        <w:t>затраты</w:t>
-      </w:r>
-      <w:proofErr w:type="spellEnd"/>
-      <w:r>
-        <w:rPr>
-          <w:bCs/>
-          <w:sz w:val="28"/>
-          <w:lang w:val="en-GB" w:eastAsia="en-US"/>
-        </w:rPr>
-        <w:t xml:space="preserve"> </w:t>
-      </w:r>
-      <w:proofErr w:type="spellStart"/>
-      <w:r>
-        <w:rPr>
-          <w:bCs/>
-          <w:sz w:val="28"/>
-          <w:lang w:val="en-GB" w:eastAsia="en-US"/>
-        </w:rPr>
-        <w:t>на</w:t>
-      </w:r>
-      <w:proofErr w:type="spellEnd"/>
-      <w:r>
-        <w:rPr>
-          <w:bCs/>
-          <w:sz w:val="28"/>
-          <w:lang w:val="en-GB" w:eastAsia="en-US"/>
-        </w:rPr>
-        <w:t xml:space="preserve"> API </w:t>
-      </w:r>
-      <w:proofErr w:type="spellStart"/>
-      <w:r>
-        <w:rPr>
-          <w:bCs/>
-          <w:sz w:val="28"/>
-          <w:lang w:val="en-GB" w:eastAsia="en-US"/>
-        </w:rPr>
-        <w:t>до</w:t>
-      </w:r>
-      <w:proofErr w:type="spellEnd"/>
-      <w:r>
-        <w:rPr>
-          <w:bCs/>
-          <w:sz w:val="28"/>
-          <w:lang w:val="en-GB" w:eastAsia="en-US"/>
-        </w:rPr>
-        <w:t xml:space="preserve"> </w:t>
-      </w:r>
-      <w:proofErr w:type="spellStart"/>
-      <w:r>
-        <w:rPr>
-          <w:bCs/>
-          <w:sz w:val="28"/>
-          <w:lang w:val="en-GB" w:eastAsia="en-US"/>
-        </w:rPr>
-        <w:t>рекордных</w:t>
-      </w:r>
-      <w:proofErr w:type="spellEnd"/>
-      <w:r>
-        <w:rPr>
-          <w:bCs/>
-          <w:sz w:val="28"/>
-          <w:lang w:val="en-GB" w:eastAsia="en-US"/>
-        </w:rPr>
-        <w:t> $1,65</w:t>
+        <w:t>Smart RAG Сценарий на базе оптимизированного ретривера rubert-tiny2 со структурным разбиением и денормализацией. Благодаря высокой семантической точности в модель передается строго необходимый контекст (около 5% объема базы знаний), что снижает месячные затраты на API до рекордных $1,65</w:t>
       </w:r>
       <w:r>
         <w:rPr>
@@ -9625,7 +6826,7 @@
         </w:rPr>
         <w:lastRenderedPageBreak/>
         <w:drawing>
-          <wp:inline distT="0" distB="0" distL="0" distR="0" wp14:anchorId="37BEC355" wp14:editId="5C558108">
+          <wp:inline distT="0" distB="0" distL="0" distR="0" wp14:anchorId="37BEC355" wp14:editId="702F0600">
             <wp:extent cx="5729615" cy="3048241"/>
             <wp:effectExtent l="0" t="0" r="0" b="0"/>
             <wp:docPr id="520810618" name="Picture 7"/>
@@ -9683,28 +6884,7 @@
           <w:sz w:val="28"/>
           <w:lang w:val="ru-RU"/>
         </w:rPr>
-        <w:t xml:space="preserve">Рисунок </w:t>
-      </w:r>
-      <w:r>
-        <w:rPr>
-          <w:sz w:val="28"/>
-          <w:lang w:val="ru-RU"/>
-        </w:rPr>
-        <w:t>6</w:t>
-      </w:r>
-      <w:r>
-        <w:rPr>
-          <w:sz w:val="28"/>
-          <w:lang w:val="ru-RU"/>
-        </w:rPr>
-        <w:t xml:space="preserve"> – </w:t>
-      </w:r>
-      <w:r>
-        <w:rPr>
-          <w:sz w:val="28"/>
-          <w:lang w:val="ru-RU"/>
-        </w:rPr>
-        <w:t>Юнит экономика и стоимость инфраструктуры.</w:t>
+        <w:t>Рисунок 6 – Юнит экономика и стоимость инфраструктуры.</w:t>
       </w:r>
     </w:p>
     <w:p>
@@ -14017,18 +11197,8 @@
           <w:szCs w:val="28"/>
           <w:lang w:val="ru-RU"/>
         </w:rPr>
-        <w:t xml:space="preserve">Таблица 1 – Сводная таблица со всеми </w:t>
-      </w:r>
-      <w:proofErr w:type="spellStart"/>
-      <w:r>
-        <w:rPr>
-          <w:sz w:val="28"/>
-          <w:szCs w:val="28"/>
-          <w:lang w:val="ru-RU"/>
-        </w:rPr>
-        <w:t>значниеми</w:t>
-      </w:r>
-      <w:proofErr w:type="spellEnd"/>
+        <w:t>Таблица 1 – Сводная таблица со всеми значниеми</w:t>
+      </w:r>
     </w:p>
     <w:p>
       <w:pPr>
@@ -14372,21 +11542,7 @@
         <w:rPr>
           <w:lang w:val="en-US"/>
         </w:rPr>
-        <w:t>(</w:t>
-      </w:r>
-      <w:proofErr w:type="spellStart"/>
-      <w:r>
-        <w:rPr>
-          <w:lang w:val="en-US"/>
-        </w:rPr>
-        <w:t>дата</w:t>
-      </w:r>
-      <w:proofErr w:type="spellEnd"/>
-      <w:r>
-        <w:rPr>
-          <w:lang w:val="en-US"/>
-        </w:rPr>
-        <w:t xml:space="preserve"> </w:t>
+        <w:t xml:space="preserve">(дата </w:t>
       </w:r>
       <w:r>
         <w:rPr>
@@ -14503,35 +11659,7 @@
         <w:rPr>
           <w:lang w:val="en-US"/>
         </w:rPr>
-        <w:t>(</w:t>
-      </w:r>
-      <w:proofErr w:type="spellStart"/>
-      <w:r>
-        <w:rPr>
-          <w:lang w:val="en-US"/>
-        </w:rPr>
-        <w:t>дата</w:t>
-      </w:r>
-      <w:proofErr w:type="spellEnd"/>
-      <w:r>
-        <w:rPr>
-          <w:lang w:val="en-US"/>
-        </w:rPr>
-        <w:t xml:space="preserve"> </w:t>
-      </w:r>
-      <w:proofErr w:type="spellStart"/>
-      <w:r>
-        <w:rPr>
-          <w:lang w:val="en-US"/>
-        </w:rPr>
-        <w:t>обращения</w:t>
-      </w:r>
-      <w:proofErr w:type="spellEnd"/>
-      <w:r>
-        <w:rPr>
-          <w:lang w:val="en-US"/>
-        </w:rPr>
-        <w:t xml:space="preserve">: </w:t>
+        <w:t xml:space="preserve">(дата обращения: </w:t>
       </w:r>
       <w:r>
         <w:rPr>
@@ -16531,6 +13659,7 @@
   <w:style w:type="character" w:default="1" w:styleId="DefaultParagraphFont">
     <w:name w:val="Default Paragraph Font"/>
     <w:uiPriority w:val="1"/>
+    <w:semiHidden/>
     <w:unhideWhenUsed/>
   </w:style>
   <w:style w:type="table" w:default="1" w:styleId="TableNormal">
@@ -16907,19 +14036,22 @@
     <w:rsid w:val="002645BC"/>
     <w:rsid w:val="00280EFE"/>
     <w:rsid w:val="002D2F36"/>
+    <w:rsid w:val="002F060C"/>
     <w:rsid w:val="0031092E"/>
     <w:rsid w:val="004E182D"/>
     <w:rsid w:val="004E3501"/>
+    <w:rsid w:val="006A7627"/>
     <w:rsid w:val="006B3960"/>
-    <w:rsid w:val="00734554"/>
     <w:rsid w:val="00742374"/>
     <w:rsid w:val="00747872"/>
     <w:rsid w:val="007D522D"/>
+    <w:rsid w:val="007F5014"/>
     <w:rsid w:val="008728A9"/>
     <w:rsid w:val="00877F42"/>
     <w:rsid w:val="00884E99"/>
     <w:rsid w:val="009A1900"/>
     <w:rsid w:val="00B23DEB"/>
+    <w:rsid w:val="00BF079D"/>
     <w:rsid w:val="00C43F15"/>
     <w:rsid w:val="00D45B81"/>
     <w:rsid w:val="00D8113A"/>
@@ -17375,52 +14507,6 @@
     <w:semiHidden/>
     <w:unhideWhenUsed/>
   </w:style>
-  <w:style w:type="paragraph" w:customStyle="1" w:styleId="9493562E78D04A02BB7B1197D31C1385">
-    <w:name w:val="9493562E78D04A02BB7B1197D31C1385"/>
-    <w:rsid w:val="00742374"/>
-  </w:style>
-  <w:style w:type="paragraph" w:customStyle="1" w:styleId="3643692FF6F3064DB4BB78794402020E">
-    <w:name w:val="3643692FF6F3064DB4BB78794402020E"/>
-    <w:rsid w:val="002645BC"/>
-    <w:pPr>
-      <w:spacing w:line="278" w:lineRule="auto"/>
-    </w:pPr>
-    <w:rPr>
-      <w:kern w:val="2"/>
-      <w:sz w:val="24"/>
-      <w:szCs w:val="24"/>
-      <w:lang w:val="en-RU" w:eastAsia="en-GB"/>
-      <w14:ligatures w14:val="standardContextual"/>
-    </w:rPr>
-  </w:style>
-  <w:style w:type="paragraph" w:customStyle="1" w:styleId="CF277C7D9A1F4546B0BAB21DEEAF7FE6">
-    <w:name w:val="CF277C7D9A1F4546B0BAB21DEEAF7FE6"/>
-    <w:rsid w:val="002645BC"/>
-    <w:pPr>
-      <w:spacing w:line="278" w:lineRule="auto"/>
-    </w:pPr>
-    <w:rPr>
-      <w:kern w:val="2"/>
-      <w:sz w:val="24"/>
-      <w:szCs w:val="24"/>
-      <w:lang w:val="en-RU" w:eastAsia="en-GB"/>
-      <w14:ligatures w14:val="standardContextual"/>
-    </w:rPr>
-  </w:style>
-  <w:style w:type="paragraph" w:customStyle="1" w:styleId="06D26213CF24CC44A84BA6169F02E10E">
-    <w:name w:val="06D26213CF24CC44A84BA6169F02E10E"/>
-    <w:rsid w:val="002645BC"/>
-    <w:pPr>
-      <w:spacing w:line="278" w:lineRule="auto"/>
-    </w:pPr>
-    <w:rPr>
-      <w:kern w:val="2"/>
-      <w:sz w:val="24"/>
-      <w:szCs w:val="24"/>
-      <w:lang w:val="en-RU" w:eastAsia="en-GB"/>
-      <w14:ligatures w14:val="standardContextual"/>
-    </w:rPr>
-  </w:style>
   <w:style w:type="paragraph" w:customStyle="1" w:styleId="7613BB038346D9489ACA6E7CD6A2D828">
     <w:name w:val="7613BB038346D9489ACA6E7CD6A2D828"/>
     <w:rsid w:val="002645BC"/>
